--- a/documentation/Orbán Dávid - Slitherlink [Dokumentáció] [Atestat].docx
+++ b/documentation/Orbán Dávid - Slitherlink [Dokumentáció] [Atestat].docx
@@ -1,6 +1,6 @@
 
 <file path=word/document.xml><?xml version="1.0" encoding="utf-8"?>
-<w:document xmlns:wpc="http://schemas.microsoft.com/office/word/2010/wordprocessingCanvas" xmlns:cx="http://schemas.microsoft.com/office/drawing/2014/chartex" xmlns:cx1="http://schemas.microsoft.com/office/drawing/2015/9/8/chartex" xmlns:cx2="http://schemas.microsoft.com/office/drawing/2015/10/21/chartex" xmlns:cx3="http://schemas.microsoft.com/office/drawing/2016/5/9/chartex" xmlns:cx4="http://schemas.microsoft.com/office/drawing/2016/5/10/chartex" xmlns:cx5="http://schemas.microsoft.com/office/drawing/2016/5/11/chartex" xmlns:cx6="http://schemas.microsoft.com/office/drawing/2016/5/12/chartex" xmlns:cx7="http://schemas.microsoft.com/office/drawing/2016/5/13/chartex" xmlns:cx8="http://schemas.microsoft.com/office/drawing/2016/5/14/chartex" xmlns:mc="http://schemas.openxmlformats.org/markup-compatibility/2006" xmlns:aink="http://schemas.microsoft.com/office/drawing/2016/ink" xmlns:am3d="http://schemas.microsoft.com/office/drawing/2017/model3d" xmlns:o="urn:schemas-microsoft-com:office:office" xmlns:oel="http://schemas.microsoft.com/office/2019/extlst" xmlns:r="http://schemas.openxmlformats.org/officeDocument/2006/relationships" xmlns:m="http://schemas.openxmlformats.org/officeDocument/2006/math" xmlns:v="urn:schemas-microsoft-com:vml" xmlns:wp14="http://schemas.microsoft.com/office/word/2010/wordprocessingDrawing" xmlns:wp="http://schemas.openxmlformats.org/drawingml/2006/wordprocessingDrawing" xmlns:w10="urn:schemas-microsoft-com:office:word" xmlns:w="http://schemas.openxmlformats.org/wordprocessingml/2006/main" xmlns:w14="http://schemas.microsoft.com/office/word/2010/wordml" xmlns:w15="http://schemas.microsoft.com/office/word/2012/wordml" xmlns:w16cex="http://schemas.microsoft.com/office/word/2018/wordml/cex" xmlns:w16cid="http://schemas.microsoft.com/office/word/2016/wordml/cid" xmlns:w16="http://schemas.microsoft.com/office/word/2018/wordml" xmlns:w16du="http://schemas.microsoft.com/office/word/2023/wordml/word16du" xmlns:w16sdtdh="http://schemas.microsoft.com/office/word/2020/wordml/sdtdatahash" xmlns:w16sdtfl="http://schemas.microsoft.com/office/word/2024/wordml/sdtformatlock" xmlns:w16se="http://schemas.microsoft.com/office/word/2015/wordml/symex" xmlns:wpg="http://schemas.microsoft.com/office/word/2010/wordprocessingGroup" xmlns:wpi="http://schemas.microsoft.com/office/word/2010/wordprocessingInk" xmlns:wne="http://schemas.microsoft.com/office/word/2006/wordml" xmlns:wps="http://schemas.microsoft.com/office/word/2010/wordprocessingShape" mc:Ignorable="w14 w15 w16se w16cid w16 w16cex w16sdtdh w16sdtfl w16du wp14">
+<w:document xmlns:wpc="http://schemas.microsoft.com/office/word/2010/wordprocessingCanvas" xmlns:cx="http://schemas.microsoft.com/office/drawing/2014/chartex" xmlns:mc="http://schemas.openxmlformats.org/markup-compatibility/2006" xmlns:o="urn:schemas-microsoft-com:office:office" xmlns:r="http://schemas.openxmlformats.org/officeDocument/2006/relationships" xmlns:m="http://schemas.openxmlformats.org/officeDocument/2006/math" xmlns:v="urn:schemas-microsoft-com:vml" xmlns:wp14="http://schemas.microsoft.com/office/word/2010/wordprocessingDrawing" xmlns:wp="http://schemas.openxmlformats.org/drawingml/2006/wordprocessingDrawing" xmlns:w10="urn:schemas-microsoft-com:office:word" xmlns:w="http://schemas.openxmlformats.org/wordprocessingml/2006/main" xmlns:w14="http://schemas.microsoft.com/office/word/2010/wordml" xmlns:w15="http://schemas.microsoft.com/office/word/2012/wordml" xmlns:w16se="http://schemas.microsoft.com/office/word/2015/wordml/symex" xmlns:wpg="http://schemas.microsoft.com/office/word/2010/wordprocessingGroup" xmlns:wpi="http://schemas.microsoft.com/office/word/2010/wordprocessingInk" xmlns:wne="http://schemas.microsoft.com/office/word/2006/wordml" xmlns:wps="http://schemas.microsoft.com/office/word/2010/wordprocessingShape" mc:Ignorable="w14 w15 w16se wp14">
   <w:body>
     <w:p>
       <w:pPr>
@@ -73,39 +73,23 @@
       </w:r>
     </w:p>
     <w:p>
-      <w:pPr>
-        <w:rPr>
-          <w:rFonts w:cs="Times New Roman"/>
-        </w:rPr>
-      </w:pPr>
-      <w:r>
-        <w:rPr>
-          <w:rFonts w:cs="Times New Roman"/>
-        </w:rPr>
+      <w:r>
         <w:t>Număr______________din____________</w:t>
       </w:r>
     </w:p>
-    <w:p>
-      <w:pPr>
-        <w:rPr>
-          <w:rFonts w:cs="Times New Roman"/>
-        </w:rPr>
-      </w:pPr>
-    </w:p>
+    <w:p/>
     <w:p>
       <w:pPr>
         <w:jc w:val="center"/>
         <w:rPr>
-          <w:rFonts w:cs="Times New Roman"/>
-          <w:b/>
-        </w:rPr>
-      </w:pPr>
-      <w:r>
-        <w:rPr>
-          <w:rFonts w:cs="Times New Roman"/>
           <w:b/>
           <w:sz w:val="72"/>
-          <w:szCs w:val="72"/>
+        </w:rPr>
+      </w:pPr>
+      <w:r>
+        <w:rPr>
+          <w:b/>
+          <w:sz w:val="72"/>
         </w:rPr>
         <w:t>Referat</w:t>
       </w:r>
@@ -114,134 +98,108 @@
       <w:pPr>
         <w:jc w:val="center"/>
         <w:rPr>
-          <w:rFonts w:cs="Times New Roman"/>
           <w:b/>
           <w:sz w:val="32"/>
-          <w:szCs w:val="32"/>
-        </w:rPr>
-      </w:pPr>
-      <w:r>
-        <w:rPr>
-          <w:rFonts w:cs="Times New Roman"/>
+        </w:rPr>
+      </w:pPr>
+      <w:r>
+        <w:rPr>
           <w:b/>
           <w:sz w:val="32"/>
-          <w:szCs w:val="32"/>
         </w:rPr>
         <w:t>De apreciere a calității proiectului de certificare a competențelor profesionale</w:t>
       </w:r>
     </w:p>
+    <w:p/>
+    <w:p>
+      <w:pPr>
+        <w:pStyle w:val="Default"/>
+        <w:spacing w:after="120"/>
+        <w:rPr>
+          <w:rFonts w:ascii="Times New Roman" w:hAnsi="Times New Roman" w:cs="Times New Roman"/>
+        </w:rPr>
+      </w:pPr>
+      <w:r>
+        <w:rPr>
+          <w:rFonts w:ascii="Times New Roman" w:hAnsi="Times New Roman" w:cs="Times New Roman"/>
+        </w:rPr>
+        <w:t xml:space="preserve">Filiera: Teoretică </w:t>
+      </w:r>
+    </w:p>
+    <w:p>
+      <w:pPr>
+        <w:pStyle w:val="Default"/>
+        <w:spacing w:after="120"/>
+        <w:rPr>
+          <w:rFonts w:ascii="Times New Roman" w:hAnsi="Times New Roman" w:cs="Times New Roman"/>
+        </w:rPr>
+      </w:pPr>
+      <w:r>
+        <w:rPr>
+          <w:rFonts w:ascii="Times New Roman" w:hAnsi="Times New Roman" w:cs="Times New Roman"/>
+        </w:rPr>
+        <w:t xml:space="preserve">Profilul: Matematică-Informatică </w:t>
+      </w:r>
+    </w:p>
+    <w:p>
+      <w:pPr>
+        <w:pStyle w:val="Default"/>
+        <w:spacing w:after="120"/>
+        <w:rPr>
+          <w:rFonts w:ascii="Times New Roman" w:hAnsi="Times New Roman" w:cs="Times New Roman"/>
+        </w:rPr>
+      </w:pPr>
+      <w:r>
+        <w:rPr>
+          <w:rFonts w:ascii="Times New Roman" w:hAnsi="Times New Roman" w:cs="Times New Roman"/>
+        </w:rPr>
+        <w:t xml:space="preserve">Clasa: XII. A </w:t>
+      </w:r>
+    </w:p>
+    <w:p>
+      <w:pPr>
+        <w:pStyle w:val="Default"/>
+        <w:spacing w:after="120"/>
+        <w:rPr>
+          <w:rFonts w:ascii="Times New Roman" w:hAnsi="Times New Roman" w:cs="Times New Roman"/>
+        </w:rPr>
+      </w:pPr>
+      <w:r>
+        <w:rPr>
+          <w:rFonts w:ascii="Times New Roman" w:hAnsi="Times New Roman" w:cs="Times New Roman"/>
+        </w:rPr>
+        <w:t xml:space="preserve">Elev: </w:t>
+      </w:r>
+      <w:r>
+        <w:rPr>
+          <w:rFonts w:ascii="Times New Roman" w:hAnsi="Times New Roman" w:cs="Times New Roman"/>
+        </w:rPr>
+        <w:t>Orbán Dávid</w:t>
+      </w:r>
+    </w:p>
+    <w:p>
+      <w:pPr>
+        <w:spacing w:after="120"/>
+      </w:pPr>
+      <w:r>
+        <w:t xml:space="preserve">Titlul proiectului: </w:t>
+      </w:r>
+      <w:r>
+        <w:t>Slitherlink</w:t>
+      </w:r>
+    </w:p>
     <w:p>
       <w:pPr>
         <w:jc w:val="center"/>
         <w:rPr>
-          <w:rFonts w:cs="Times New Roman"/>
-          <w:b/>
-        </w:rPr>
-      </w:pPr>
-    </w:p>
-    <w:p>
-      <w:pPr>
-        <w:pStyle w:val="Default"/>
-        <w:spacing w:after="240"/>
-        <w:rPr>
-          <w:rFonts w:ascii="Times New Roman" w:hAnsi="Times New Roman" w:cs="Times New Roman"/>
-        </w:rPr>
-      </w:pPr>
-      <w:r>
-        <w:rPr>
-          <w:rFonts w:ascii="Times New Roman" w:hAnsi="Times New Roman" w:cs="Times New Roman"/>
-        </w:rPr>
-        <w:t xml:space="preserve">Filiera: Teoretică </w:t>
-      </w:r>
-    </w:p>
-    <w:p>
-      <w:pPr>
-        <w:pStyle w:val="Default"/>
-        <w:spacing w:after="240"/>
-        <w:rPr>
-          <w:rFonts w:ascii="Times New Roman" w:hAnsi="Times New Roman" w:cs="Times New Roman"/>
-        </w:rPr>
-      </w:pPr>
-      <w:r>
-        <w:rPr>
-          <w:rFonts w:ascii="Times New Roman" w:hAnsi="Times New Roman" w:cs="Times New Roman"/>
-        </w:rPr>
-        <w:t xml:space="preserve">Profilul: Matematică-Informatică </w:t>
-      </w:r>
-    </w:p>
-    <w:p>
-      <w:pPr>
-        <w:pStyle w:val="Default"/>
-        <w:spacing w:after="240"/>
-        <w:rPr>
-          <w:rFonts w:ascii="Times New Roman" w:hAnsi="Times New Roman" w:cs="Times New Roman"/>
-        </w:rPr>
-      </w:pPr>
-      <w:r>
-        <w:rPr>
-          <w:rFonts w:ascii="Times New Roman" w:hAnsi="Times New Roman" w:cs="Times New Roman"/>
-        </w:rPr>
-        <w:t xml:space="preserve">Clasa: XII. A </w:t>
-      </w:r>
-    </w:p>
-    <w:p>
-      <w:pPr>
-        <w:pStyle w:val="Default"/>
-        <w:spacing w:after="240"/>
-        <w:rPr>
-          <w:rFonts w:ascii="Times New Roman" w:hAnsi="Times New Roman" w:cs="Times New Roman"/>
-        </w:rPr>
-      </w:pPr>
-      <w:r>
-        <w:rPr>
-          <w:rFonts w:ascii="Times New Roman" w:hAnsi="Times New Roman" w:cs="Times New Roman"/>
-        </w:rPr>
-        <w:t xml:space="preserve">Elev: </w:t>
-      </w:r>
-      <w:r>
-        <w:rPr>
-          <w:rFonts w:ascii="Times New Roman" w:hAnsi="Times New Roman" w:cs="Times New Roman"/>
-        </w:rPr>
-        <w:t>Orbán Dávid</w:t>
-      </w:r>
-    </w:p>
-    <w:p>
-      <w:pPr>
-        <w:spacing w:after="240"/>
-        <w:rPr>
-          <w:rFonts w:cs="Times New Roman"/>
-        </w:rPr>
-      </w:pPr>
-      <w:r>
-        <w:rPr>
-          <w:rFonts w:cs="Times New Roman"/>
-        </w:rPr>
-        <w:t xml:space="preserve">Titlul proiectului: </w:t>
-      </w:r>
-      <w:r>
-        <w:rPr>
-          <w:rFonts w:cs="Times New Roman"/>
-        </w:rPr>
-        <w:t>Slitherlink</w:t>
-      </w:r>
-    </w:p>
-    <w:p>
-      <w:pPr>
-        <w:spacing w:after="240"/>
-        <w:jc w:val="center"/>
-        <w:rPr>
-          <w:rFonts w:cs="Times New Roman"/>
           <w:b/>
           <w:sz w:val="36"/>
-          <w:szCs w:val="36"/>
-        </w:rPr>
-      </w:pPr>
-      <w:r>
-        <w:rPr>
-          <w:rFonts w:cs="Times New Roman"/>
+        </w:rPr>
+      </w:pPr>
+      <w:r>
+        <w:rPr>
           <w:b/>
           <w:sz w:val="36"/>
-          <w:szCs w:val="36"/>
         </w:rPr>
         <w:t>Evaluarea proiectului</w:t>
       </w:r>
@@ -253,19 +211,9 @@
           <w:ilvl w:val="0"/>
           <w:numId w:val="15"/>
         </w:numPr>
-        <w:spacing w:after="0" w:line="240" w:lineRule="auto"/>
-        <w:rPr>
-          <w:rFonts w:cs="Times New Roman"/>
-          <w:sz w:val="22"/>
-          <w:szCs w:val="22"/>
-        </w:rPr>
-      </w:pPr>
-      <w:r>
-        <w:rPr>
-          <w:rFonts w:cs="Times New Roman"/>
-          <w:sz w:val="22"/>
-          <w:szCs w:val="22"/>
-        </w:rPr>
+        <w:jc w:val="left"/>
+      </w:pPr>
+      <w:r>
         <w:t>Calitatea lucrării</w:t>
       </w:r>
     </w:p>
@@ -276,35 +224,15 @@
           <w:ilvl w:val="1"/>
           <w:numId w:val="15"/>
         </w:numPr>
-        <w:spacing w:after="0" w:line="240" w:lineRule="auto"/>
-        <w:rPr>
-          <w:rFonts w:cs="Times New Roman"/>
-          <w:sz w:val="22"/>
-          <w:szCs w:val="22"/>
-        </w:rPr>
-      </w:pPr>
-      <w:r>
-        <w:rPr>
-          <w:rFonts w:cs="Times New Roman"/>
-          <w:sz w:val="22"/>
-          <w:szCs w:val="22"/>
-        </w:rPr>
+        <w:jc w:val="left"/>
+      </w:pPr>
+      <w:r>
         <w:t>Acoperire a ariei curriculare</w:t>
       </w:r>
       <w:r>
-        <w:rPr>
-          <w:rFonts w:cs="Times New Roman"/>
-          <w:sz w:val="22"/>
-          <w:szCs w:val="22"/>
-        </w:rPr>
         <w:t xml:space="preserve"> </w:t>
       </w:r>
       <w:r>
-        <w:rPr>
-          <w:rFonts w:cs="Times New Roman"/>
-          <w:sz w:val="22"/>
-          <w:szCs w:val="22"/>
-        </w:rPr>
         <w:t>______________________________________________</w:t>
       </w:r>
     </w:p>
@@ -315,47 +243,17 @@
           <w:ilvl w:val="1"/>
           <w:numId w:val="15"/>
         </w:numPr>
-        <w:spacing w:after="0" w:line="240" w:lineRule="auto"/>
-        <w:rPr>
-          <w:rFonts w:cs="Times New Roman"/>
-          <w:sz w:val="22"/>
-          <w:szCs w:val="22"/>
-        </w:rPr>
-      </w:pPr>
-      <w:r>
-        <w:rPr>
-          <w:rFonts w:cs="Times New Roman"/>
-          <w:sz w:val="22"/>
-          <w:szCs w:val="22"/>
-        </w:rPr>
+        <w:jc w:val="left"/>
+      </w:pPr>
+      <w:r>
         <w:t>Relevanța obiectivelor</w:t>
       </w:r>
       <w:r>
-        <w:rPr>
-          <w:rFonts w:cs="Times New Roman"/>
-          <w:sz w:val="22"/>
-          <w:szCs w:val="22"/>
-        </w:rPr>
         <w:t xml:space="preserve"> </w:t>
       </w:r>
       <w:r>
-        <w:rPr>
-          <w:rFonts w:cs="Times New Roman"/>
-          <w:sz w:val="22"/>
-          <w:szCs w:val="22"/>
-        </w:rPr>
         <w:t>___________________________________________________</w:t>
       </w:r>
-    </w:p>
-    <w:p>
-      <w:pPr>
-        <w:spacing w:after="0" w:line="240" w:lineRule="auto"/>
-        <w:rPr>
-          <w:rFonts w:cs="Times New Roman"/>
-          <w:sz w:val="22"/>
-          <w:szCs w:val="22"/>
-        </w:rPr>
-      </w:pPr>
     </w:p>
     <w:p>
       <w:pPr>
@@ -364,19 +262,9 @@
           <w:ilvl w:val="0"/>
           <w:numId w:val="15"/>
         </w:numPr>
-        <w:spacing w:after="0" w:line="240" w:lineRule="auto"/>
-        <w:rPr>
-          <w:rFonts w:cs="Times New Roman"/>
-          <w:sz w:val="22"/>
-          <w:szCs w:val="22"/>
-        </w:rPr>
-      </w:pPr>
-      <w:r>
-        <w:rPr>
-          <w:rFonts w:cs="Times New Roman"/>
-          <w:sz w:val="22"/>
-          <w:szCs w:val="22"/>
-        </w:rPr>
+        <w:jc w:val="left"/>
+      </w:pPr>
+      <w:r>
         <w:t>Performanța candidatului</w:t>
       </w:r>
     </w:p>
@@ -387,28 +275,15 @@
           <w:ilvl w:val="1"/>
           <w:numId w:val="15"/>
         </w:numPr>
-        <w:spacing w:after="0" w:line="240" w:lineRule="auto"/>
-        <w:rPr>
-          <w:rFonts w:cs="Times New Roman"/>
-          <w:sz w:val="22"/>
-          <w:szCs w:val="22"/>
-        </w:rPr>
-      </w:pPr>
-      <w:r>
-        <w:rPr>
-          <w:rFonts w:cs="Times New Roman"/>
+        <w:jc w:val="left"/>
+      </w:pPr>
+      <w:r>
+        <w:rPr>
           <w:color w:val="000000"/>
-          <w:sz w:val="22"/>
-          <w:szCs w:val="22"/>
         </w:rPr>
         <w:t xml:space="preserve">Contribuția acestuia </w:t>
       </w:r>
       <w:r>
-        <w:rPr>
-          <w:rFonts w:cs="Times New Roman"/>
-          <w:sz w:val="22"/>
-          <w:szCs w:val="22"/>
-        </w:rPr>
         <w:t>____________________________________________________</w:t>
       </w:r>
     </w:p>
@@ -419,40 +294,17 @@
           <w:ilvl w:val="1"/>
           <w:numId w:val="15"/>
         </w:numPr>
-        <w:spacing w:after="0" w:line="240" w:lineRule="auto"/>
-        <w:rPr>
-          <w:rFonts w:cs="Times New Roman"/>
-          <w:sz w:val="22"/>
-          <w:szCs w:val="22"/>
-        </w:rPr>
-      </w:pPr>
-      <w:r>
-        <w:rPr>
-          <w:rFonts w:cs="Times New Roman"/>
+        <w:jc w:val="left"/>
+      </w:pPr>
+      <w:r>
+        <w:rPr>
           <w:color w:val="000000"/>
-          <w:sz w:val="22"/>
-          <w:szCs w:val="22"/>
         </w:rPr>
         <w:t xml:space="preserve">Structura lucrării </w:t>
       </w:r>
       <w:r>
-        <w:rPr>
-          <w:rFonts w:cs="Times New Roman"/>
-          <w:sz w:val="22"/>
-          <w:szCs w:val="22"/>
-        </w:rPr>
         <w:t>_______________________________________________________</w:t>
       </w:r>
-    </w:p>
-    <w:p>
-      <w:pPr>
-        <w:spacing w:after="0" w:line="240" w:lineRule="auto"/>
-        <w:rPr>
-          <w:rFonts w:cs="Times New Roman"/>
-          <w:sz w:val="22"/>
-          <w:szCs w:val="22"/>
-        </w:rPr>
-      </w:pPr>
     </w:p>
     <w:p>
       <w:pPr>
@@ -461,19 +313,9 @@
           <w:ilvl w:val="0"/>
           <w:numId w:val="15"/>
         </w:numPr>
-        <w:spacing w:after="0" w:line="240" w:lineRule="auto"/>
-        <w:rPr>
-          <w:rFonts w:cs="Times New Roman"/>
-          <w:sz w:val="22"/>
-          <w:szCs w:val="22"/>
-        </w:rPr>
-      </w:pPr>
-      <w:r>
-        <w:rPr>
-          <w:rFonts w:cs="Times New Roman"/>
-          <w:sz w:val="22"/>
-          <w:szCs w:val="22"/>
-        </w:rPr>
+        <w:jc w:val="left"/>
+      </w:pPr>
+      <w:r>
         <w:t>Nivel de performanță</w:t>
       </w:r>
     </w:p>
@@ -484,20 +326,9 @@
           <w:ilvl w:val="1"/>
           <w:numId w:val="15"/>
         </w:numPr>
-        <w:spacing w:after="0" w:line="240" w:lineRule="auto"/>
-        <w:rPr>
-          <w:rFonts w:cs="Times New Roman"/>
-          <w:sz w:val="22"/>
-          <w:szCs w:val="22"/>
-        </w:rPr>
-      </w:pPr>
-      <w:r>
-        <w:rPr>
-          <w:rFonts w:cs="Times New Roman"/>
-          <w:color w:val="000000"/>
-          <w:sz w:val="22"/>
-          <w:szCs w:val="22"/>
-        </w:rPr>
+        <w:jc w:val="left"/>
+      </w:pPr>
+      <w:r>
         <w:t>Realizarea ____________________________________________________________</w:t>
       </w:r>
     </w:p>
@@ -508,20 +339,9 @@
           <w:ilvl w:val="1"/>
           <w:numId w:val="15"/>
         </w:numPr>
-        <w:spacing w:after="0" w:line="240" w:lineRule="auto"/>
-        <w:rPr>
-          <w:rFonts w:cs="Times New Roman"/>
-          <w:sz w:val="22"/>
-          <w:szCs w:val="22"/>
-        </w:rPr>
-      </w:pPr>
-      <w:r>
-        <w:rPr>
-          <w:rFonts w:cs="Times New Roman"/>
-          <w:color w:val="000000"/>
-          <w:sz w:val="22"/>
-          <w:szCs w:val="22"/>
-        </w:rPr>
+        <w:jc w:val="left"/>
+      </w:pPr>
+      <w:r>
         <w:t>Demonstrarea competențelor _____________________________________________</w:t>
       </w:r>
     </w:p>
@@ -532,57 +352,31 @@
           <w:ilvl w:val="1"/>
           <w:numId w:val="15"/>
         </w:numPr>
-        <w:spacing w:after="0" w:line="240" w:lineRule="auto"/>
-        <w:rPr>
-          <w:rFonts w:cs="Times New Roman"/>
-        </w:rPr>
-      </w:pPr>
-      <w:r>
-        <w:rPr>
-          <w:rFonts w:cs="Times New Roman"/>
-          <w:color w:val="000000"/>
+        <w:jc w:val="left"/>
+      </w:pPr>
+      <w:r>
+        <w:t>Abilități sociale ________________________________________________________</w:t>
+      </w:r>
+    </w:p>
+    <w:p>
+      <w:pPr>
+        <w:jc w:val="left"/>
+        <w:rPr>
+          <w:b/>
           <w:sz w:val="22"/>
           <w:szCs w:val="22"/>
         </w:rPr>
-        <w:t>Abilități sociale ________________________________________________________</w:t>
-      </w:r>
-    </w:p>
-    <w:p>
-      <w:pPr>
-        <w:spacing w:after="0" w:line="240" w:lineRule="auto"/>
-        <w:rPr>
-          <w:rFonts w:cs="Times New Roman"/>
-          <w:color w:val="000000"/>
-        </w:rPr>
-      </w:pPr>
-    </w:p>
-    <w:p>
-      <w:pPr>
-        <w:spacing w:after="0" w:line="240" w:lineRule="auto"/>
-        <w:rPr>
-          <w:rFonts w:cs="Times New Roman"/>
-          <w:color w:val="000000"/>
-        </w:rPr>
-      </w:pPr>
-    </w:p>
-    <w:p>
-      <w:pPr>
-        <w:rPr>
-          <w:sz w:val="22"/>
-          <w:szCs w:val="22"/>
-        </w:rPr>
-      </w:pPr>
-      <w:r>
-        <w:rPr>
-          <w:rFonts w:cs="Times New Roman"/>
+      </w:pPr>
+      <w:r>
+        <w:rPr>
           <w:b/>
-          <w:color w:val="000000"/>
           <w:lang w:val="fr-FR"/>
         </w:rPr>
         <w:t>Nota acordată de comisie în urma susținerii proiectului:</w:t>
       </w:r>
       <w:r>
         <w:rPr>
+          <w:b/>
           <w:sz w:val="22"/>
           <w:szCs w:val="22"/>
         </w:rPr>
@@ -610,8 +404,8 @@
         <w:tblLook w:val="04A0" w:firstRow="1" w:lastRow="0" w:firstColumn="1" w:lastColumn="0" w:noHBand="0" w:noVBand="1"/>
       </w:tblPr>
       <w:tblGrid>
-        <w:gridCol w:w="6007"/>
-        <w:gridCol w:w="3343"/>
+        <w:gridCol w:w="5788"/>
+        <w:gridCol w:w="3228"/>
       </w:tblGrid>
       <w:tr>
         <w:tc>
@@ -620,55 +414,24 @@
             <w:shd w:val="clear" w:color="auto" w:fill="FFFFFF" w:themeFill="background1"/>
           </w:tcPr>
           <w:p>
-            <w:pPr>
-              <w:autoSpaceDE w:val="0"/>
-              <w:autoSpaceDN w:val="0"/>
-              <w:adjustRightInd w:val="0"/>
-              <w:rPr>
-                <w:rFonts w:cs="Times New Roman"/>
-                <w:color w:val="000000"/>
-              </w:rPr>
-            </w:pPr>
-            <w:r>
-              <w:rPr>
-                <w:rFonts w:cs="Times New Roman"/>
-                <w:color w:val="000000"/>
-              </w:rPr>
+            <w:r>
               <w:lastRenderedPageBreak/>
               <w:t xml:space="preserve">Colegiul Național “Áprily Lajos” </w:t>
+            </w:r>
+          </w:p>
+          <w:p>
+            <w:r>
+              <w:t xml:space="preserve">Profil: Matematică-Informatică </w:t>
             </w:r>
           </w:p>
           <w:p>
             <w:pPr>
-              <w:autoSpaceDE w:val="0"/>
-              <w:autoSpaceDN w:val="0"/>
-              <w:adjustRightInd w:val="0"/>
-              <w:rPr>
-                <w:rFonts w:cs="Times New Roman"/>
-                <w:color w:val="000000"/>
-              </w:rPr>
-            </w:pPr>
-            <w:r>
-              <w:rPr>
-                <w:rFonts w:cs="Times New Roman"/>
-                <w:color w:val="000000"/>
-              </w:rPr>
-              <w:t xml:space="preserve">Profil: Matematică-Informatică </w:t>
-            </w:r>
-          </w:p>
-          <w:p>
-            <w:pPr>
-              <w:rPr>
-                <w:rFonts w:cs="Times New Roman"/>
+              <w:rPr>
                 <w:b/>
                 <w:lang w:val="fr-FR"/>
               </w:rPr>
             </w:pPr>
             <w:r>
-              <w:rPr>
-                <w:rFonts w:cs="Times New Roman"/>
-                <w:color w:val="000000"/>
-              </w:rPr>
               <w:t>Specializare: Informaică</w:t>
             </w:r>
           </w:p>
@@ -679,19 +442,12 @@
           </w:tcPr>
           <w:p>
             <w:pPr>
-              <w:autoSpaceDE w:val="0"/>
-              <w:autoSpaceDN w:val="0"/>
-              <w:adjustRightInd w:val="0"/>
-              <w:rPr>
-                <w:rFonts w:cs="Times New Roman"/>
-                <w:color w:val="000000"/>
+              <w:rPr>
                 <w:lang w:val="fr-FR"/>
               </w:rPr>
             </w:pPr>
             <w:r>
               <w:rPr>
-                <w:rFonts w:cs="Times New Roman"/>
-                <w:color w:val="000000"/>
                 <w:lang w:val="fr-FR"/>
               </w:rPr>
               <w:t xml:space="preserve">Brașov, Str. După Ziduri nr.3 </w:t>
@@ -700,16 +456,11 @@
           <w:p>
             <w:pPr>
               <w:rPr>
-                <w:rFonts w:cs="Times New Roman"/>
                 <w:b/>
                 <w:lang w:val="fr-FR"/>
               </w:rPr>
             </w:pPr>
             <w:r>
-              <w:rPr>
-                <w:rFonts w:cs="Times New Roman"/>
-                <w:color w:val="000000"/>
-              </w:rPr>
               <w:t>Tel: 0040-268-415355</w:t>
             </w:r>
           </w:p>
@@ -718,261 +469,130 @@
     </w:tbl>
     <w:p>
       <w:pPr>
-        <w:spacing w:after="0" w:line="240" w:lineRule="auto"/>
-        <w:rPr>
-          <w:rFonts w:cs="Times New Roman"/>
+        <w:rPr>
+          <w:lang w:val="fr-FR"/>
+        </w:rPr>
+      </w:pPr>
+    </w:p>
+    <w:p>
+      <w:pPr>
+        <w:rPr>
+          <w:lang w:val="fr-FR"/>
+        </w:rPr>
+      </w:pPr>
+    </w:p>
+    <w:p>
+      <w:pPr>
+        <w:rPr>
+          <w:lang w:val="fr-FR"/>
+        </w:rPr>
+      </w:pPr>
+    </w:p>
+    <w:p>
+      <w:pPr>
+        <w:rPr>
+          <w:lang w:val="fr-FR"/>
+        </w:rPr>
+      </w:pPr>
+    </w:p>
+    <w:p>
+      <w:pPr>
+        <w:rPr>
+          <w:lang w:val="fr-FR"/>
+        </w:rPr>
+      </w:pPr>
+    </w:p>
+    <w:p>
+      <w:pPr>
+        <w:rPr>
+          <w:lang w:val="fr-FR"/>
+        </w:rPr>
+      </w:pPr>
+    </w:p>
+    <w:p>
+      <w:pPr>
+        <w:rPr>
+          <w:lang w:val="fr-FR"/>
+        </w:rPr>
+      </w:pPr>
+    </w:p>
+    <w:p>
+      <w:pPr>
+        <w:rPr>
+          <w:lang w:val="fr-FR"/>
+        </w:rPr>
+      </w:pPr>
+    </w:p>
+    <w:p>
+      <w:pPr>
+        <w:rPr>
+          <w:lang w:val="fr-FR"/>
+        </w:rPr>
+      </w:pPr>
+    </w:p>
+    <w:p>
+      <w:pPr>
+        <w:jc w:val="center"/>
+        <w:rPr>
+          <w:i/>
+          <w:sz w:val="36"/>
+        </w:rPr>
+      </w:pPr>
+      <w:r>
+        <w:rPr>
+          <w:i/>
+          <w:sz w:val="36"/>
+        </w:rPr>
+        <w:t>LUCRARE DE ATESTAT</w:t>
+      </w:r>
+    </w:p>
+    <w:p>
+      <w:pPr>
+        <w:spacing w:after="0"/>
+        <w:jc w:val="center"/>
+        <w:rPr>
           <w:b/>
-          <w:lang w:val="fr-FR"/>
-        </w:rPr>
-      </w:pPr>
-    </w:p>
-    <w:p>
-      <w:pPr>
-        <w:spacing w:after="0" w:line="240" w:lineRule="auto"/>
-        <w:rPr>
-          <w:rFonts w:cs="Times New Roman"/>
+          <w:sz w:val="144"/>
+        </w:rPr>
+      </w:pPr>
+      <w:r>
+        <w:rPr>
           <w:b/>
-          <w:lang w:val="fr-FR"/>
-        </w:rPr>
-      </w:pPr>
-    </w:p>
-    <w:p>
-      <w:pPr>
-        <w:spacing w:after="0" w:line="240" w:lineRule="auto"/>
-        <w:rPr>
-          <w:rFonts w:cs="Times New Roman"/>
+          <w:sz w:val="144"/>
+        </w:rPr>
+        <w:t>Slitherlink</w:t>
+      </w:r>
+    </w:p>
+    <w:p>
+      <w:pPr>
+        <w:spacing w:after="120"/>
+        <w:jc w:val="center"/>
+        <w:rPr>
           <w:b/>
-          <w:lang w:val="fr-FR"/>
-        </w:rPr>
-      </w:pPr>
-    </w:p>
-    <w:p>
-      <w:pPr>
-        <w:spacing w:after="0" w:line="240" w:lineRule="auto"/>
-        <w:rPr>
-          <w:rFonts w:cs="Times New Roman"/>
+          <w:sz w:val="96"/>
+        </w:rPr>
+      </w:pPr>
+      <w:r>
+        <w:rPr>
           <w:b/>
-          <w:lang w:val="fr-FR"/>
-        </w:rPr>
-      </w:pPr>
-    </w:p>
-    <w:p>
-      <w:pPr>
-        <w:spacing w:after="0" w:line="240" w:lineRule="auto"/>
-        <w:rPr>
-          <w:rFonts w:cs="Times New Roman"/>
-          <w:b/>
-          <w:lang w:val="fr-FR"/>
-        </w:rPr>
-      </w:pPr>
-    </w:p>
-    <w:p>
-      <w:pPr>
-        <w:spacing w:after="0" w:line="240" w:lineRule="auto"/>
-        <w:rPr>
-          <w:rFonts w:cs="Times New Roman"/>
-          <w:b/>
-          <w:lang w:val="fr-FR"/>
-        </w:rPr>
-      </w:pPr>
-    </w:p>
-    <w:p>
-      <w:pPr>
-        <w:spacing w:after="0" w:line="240" w:lineRule="auto"/>
-        <w:rPr>
-          <w:rFonts w:cs="Times New Roman"/>
-          <w:b/>
-          <w:lang w:val="fr-FR"/>
-        </w:rPr>
-      </w:pPr>
-    </w:p>
-    <w:p>
-      <w:pPr>
-        <w:spacing w:after="0" w:line="240" w:lineRule="auto"/>
-        <w:rPr>
-          <w:rFonts w:cs="Times New Roman"/>
-          <w:b/>
-          <w:lang w:val="fr-FR"/>
-        </w:rPr>
-      </w:pPr>
-    </w:p>
-    <w:p>
-      <w:pPr>
-        <w:spacing w:after="0" w:line="240" w:lineRule="auto"/>
-        <w:rPr>
-          <w:rFonts w:cs="Times New Roman"/>
-          <w:b/>
-          <w:lang w:val="fr-FR"/>
-        </w:rPr>
-      </w:pPr>
-    </w:p>
-    <w:p>
-      <w:pPr>
-        <w:spacing w:after="0" w:line="240" w:lineRule="auto"/>
-        <w:jc w:val="center"/>
-        <w:rPr>
-          <w:rFonts w:cs="Times New Roman"/>
-          <w:i/>
-          <w:iCs/>
-          <w:sz w:val="36"/>
-          <w:szCs w:val="36"/>
-        </w:rPr>
-      </w:pPr>
-      <w:r>
-        <w:rPr>
-          <w:rFonts w:cs="Times New Roman"/>
-          <w:i/>
-          <w:iCs/>
-          <w:sz w:val="36"/>
-          <w:szCs w:val="36"/>
-        </w:rPr>
-        <w:t>LUCRARE DE ATESTAT</w:t>
-      </w:r>
-    </w:p>
-    <w:p>
-      <w:pPr>
-        <w:spacing w:after="0" w:line="240" w:lineRule="auto"/>
-        <w:jc w:val="center"/>
-        <w:rPr>
-          <w:rFonts w:cs="Times New Roman"/>
-          <w:i/>
-          <w:iCs/>
-        </w:rPr>
-      </w:pPr>
-    </w:p>
-    <w:p>
-      <w:pPr>
-        <w:spacing w:after="0" w:line="240" w:lineRule="auto"/>
-        <w:jc w:val="center"/>
-        <w:rPr>
-          <w:rFonts w:cs="Times New Roman"/>
-          <w:b/>
-          <w:color w:val="000000"/>
-          <w:sz w:val="144"/>
-          <w:szCs w:val="144"/>
-          <w:u w:val="single"/>
-        </w:rPr>
-      </w:pPr>
-      <w:r>
-        <w:rPr>
-          <w:rFonts w:cs="Times New Roman"/>
-          <w:b/>
-          <w:color w:val="000000"/>
-          <w:sz w:val="144"/>
-          <w:szCs w:val="144"/>
-          <w:u w:val="single"/>
-        </w:rPr>
-        <w:t>Slitherlink</w:t>
-      </w:r>
-    </w:p>
-    <w:p>
-      <w:pPr>
-        <w:spacing w:after="0" w:line="240" w:lineRule="auto"/>
-        <w:jc w:val="center"/>
-        <w:rPr>
-          <w:rFonts w:cs="Times New Roman"/>
-          <w:b/>
-          <w:color w:val="000000"/>
-        </w:rPr>
-      </w:pPr>
-      <w:r>
-        <w:rPr>
-          <w:rFonts w:cs="Times New Roman"/>
-          <w:b/>
-          <w:color w:val="000000"/>
-          <w:sz w:val="52"/>
-          <w:szCs w:val="52"/>
-        </w:rPr>
-        <w:t>(pygame)</w:t>
-      </w:r>
-    </w:p>
-    <w:p>
-      <w:pPr>
-        <w:spacing w:after="0" w:line="240" w:lineRule="auto"/>
-        <w:jc w:val="center"/>
-        <w:rPr>
-          <w:rFonts w:cs="Times New Roman"/>
-          <w:b/>
-          <w:color w:val="000000"/>
-        </w:rPr>
-      </w:pPr>
-    </w:p>
-    <w:p>
-      <w:pPr>
-        <w:spacing w:after="0" w:line="240" w:lineRule="auto"/>
-        <w:jc w:val="center"/>
-        <w:rPr>
-          <w:rFonts w:cs="Times New Roman"/>
-          <w:b/>
-          <w:color w:val="000000"/>
-        </w:rPr>
-      </w:pPr>
-    </w:p>
-    <w:p>
-      <w:pPr>
-        <w:spacing w:after="0" w:line="240" w:lineRule="auto"/>
-        <w:jc w:val="center"/>
-        <w:rPr>
-          <w:rFonts w:cs="Times New Roman"/>
-          <w:b/>
-          <w:color w:val="000000"/>
-        </w:rPr>
-      </w:pPr>
-    </w:p>
-    <w:p>
-      <w:pPr>
-        <w:spacing w:after="0" w:line="240" w:lineRule="auto"/>
-        <w:jc w:val="center"/>
-        <w:rPr>
-          <w:rFonts w:cs="Times New Roman"/>
-          <w:b/>
-          <w:color w:val="000000"/>
-        </w:rPr>
-      </w:pPr>
-    </w:p>
-    <w:p>
-      <w:pPr>
-        <w:spacing w:after="0" w:line="240" w:lineRule="auto"/>
-        <w:jc w:val="center"/>
-        <w:rPr>
-          <w:rFonts w:cs="Times New Roman"/>
-          <w:b/>
-          <w:color w:val="000000"/>
-        </w:rPr>
-      </w:pPr>
-    </w:p>
-    <w:p>
-      <w:pPr>
-        <w:spacing w:after="0" w:line="240" w:lineRule="auto"/>
-        <w:jc w:val="center"/>
-        <w:rPr>
-          <w:rFonts w:cs="Times New Roman"/>
-          <w:b/>
-          <w:color w:val="000000"/>
-        </w:rPr>
-      </w:pPr>
-    </w:p>
-    <w:p>
-      <w:pPr>
-        <w:spacing w:after="0" w:line="240" w:lineRule="auto"/>
-        <w:rPr>
-          <w:rFonts w:cs="Times New Roman"/>
-          <w:b/>
-          <w:color w:val="000000"/>
-        </w:rPr>
-      </w:pPr>
-    </w:p>
-    <w:p>
-      <w:pPr>
-        <w:spacing w:after="0" w:line="240" w:lineRule="auto"/>
-        <w:jc w:val="center"/>
-        <w:rPr>
-          <w:rFonts w:cs="Times New Roman"/>
-          <w:b/>
-          <w:color w:val="000000"/>
-        </w:rPr>
-      </w:pPr>
-    </w:p>
+          <w:sz w:val="28"/>
+        </w:rPr>
+        <w:t>(pygame</w:t>
+      </w:r>
+      <w:r>
+        <w:rPr>
+          <w:sz w:val="28"/>
+        </w:rPr>
+        <w:t>)</w:t>
+      </w:r>
+    </w:p>
+    <w:p/>
+    <w:p/>
+    <w:p/>
+    <w:p/>
+    <w:p/>
+    <w:p/>
+    <w:p/>
     <w:tbl>
       <w:tblPr>
         <w:tblStyle w:val="TableGrid"/>
@@ -988,8 +608,8 @@
         <w:tblLook w:val="04A0" w:firstRow="1" w:lastRow="0" w:firstColumn="1" w:lastColumn="0" w:noHBand="0" w:noVBand="1"/>
       </w:tblPr>
       <w:tblGrid>
-        <w:gridCol w:w="6422"/>
-        <w:gridCol w:w="2928"/>
+        <w:gridCol w:w="6184"/>
+        <w:gridCol w:w="2832"/>
       </w:tblGrid>
       <w:tr>
         <w:tc>
@@ -997,66 +617,28 @@
             <w:tcW w:w="6858" w:type="dxa"/>
           </w:tcPr>
           <w:p>
+            <w:r>
+              <w:t xml:space="preserve">Profesori îndrumători: </w:t>
+            </w:r>
+          </w:p>
+          <w:p/>
+          <w:p>
             <w:pPr>
-              <w:autoSpaceDE w:val="0"/>
-              <w:autoSpaceDN w:val="0"/>
-              <w:adjustRightInd w:val="0"/>
-              <w:rPr>
-                <w:rFonts w:cs="Times New Roman"/>
-                <w:color w:val="000000"/>
+              <w:rPr>
+                <w:b/>
               </w:rPr>
             </w:pPr>
             <w:r>
               <w:rPr>
-                <w:rFonts w:cs="Times New Roman"/>
-                <w:color w:val="000000"/>
-              </w:rPr>
-              <w:t xml:space="preserve">Profesori îndrumători: </w:t>
+                <w:b/>
+              </w:rPr>
+              <w:t xml:space="preserve">Sólyom Tamás </w:t>
             </w:r>
           </w:p>
           <w:p>
-            <w:pPr>
-              <w:autoSpaceDE w:val="0"/>
-              <w:autoSpaceDN w:val="0"/>
-              <w:adjustRightInd w:val="0"/>
-              <w:rPr>
-                <w:rFonts w:cs="Times New Roman"/>
-                <w:color w:val="000000"/>
-              </w:rPr>
-            </w:pPr>
-          </w:p>
-          <w:p>
-            <w:pPr>
-              <w:autoSpaceDE w:val="0"/>
-              <w:autoSpaceDN w:val="0"/>
-              <w:adjustRightInd w:val="0"/>
-              <w:rPr>
-                <w:rFonts w:cs="Times New Roman"/>
-                <w:color w:val="000000"/>
-              </w:rPr>
-            </w:pPr>
-            <w:r>
-              <w:rPr>
-                <w:rFonts w:cs="Times New Roman"/>
+            <w:r>
+              <w:rPr>
                 <w:b/>
-                <w:bCs/>
-                <w:color w:val="000000"/>
-              </w:rPr>
-              <w:t xml:space="preserve">Sólyom Tamás </w:t>
-            </w:r>
-          </w:p>
-          <w:p>
-            <w:pPr>
-              <w:rPr>
-                <w:rFonts w:cs="Times New Roman"/>
-              </w:rPr>
-            </w:pPr>
-            <w:r>
-              <w:rPr>
-                <w:rFonts w:cs="Times New Roman"/>
-                <w:b/>
-                <w:bCs/>
-                <w:color w:val="000000"/>
               </w:rPr>
               <w:t>Vrencián Éva</w:t>
             </w:r>
@@ -1067,46 +649,20 @@
             <w:tcW w:w="3105" w:type="dxa"/>
           </w:tcPr>
           <w:p>
-            <w:pPr>
-              <w:autoSpaceDE w:val="0"/>
-              <w:autoSpaceDN w:val="0"/>
-              <w:adjustRightInd w:val="0"/>
-              <w:rPr>
-                <w:rFonts w:cs="Times New Roman"/>
-                <w:color w:val="000000"/>
-              </w:rPr>
-            </w:pPr>
-            <w:r>
-              <w:rPr>
-                <w:rFonts w:cs="Times New Roman"/>
-                <w:color w:val="000000"/>
-              </w:rPr>
+            <w:r>
               <w:t xml:space="preserve">Elev: </w:t>
             </w:r>
           </w:p>
+          <w:p/>
           <w:p>
             <w:pPr>
-              <w:autoSpaceDE w:val="0"/>
-              <w:autoSpaceDN w:val="0"/>
-              <w:adjustRightInd w:val="0"/>
-              <w:rPr>
-                <w:rFonts w:cs="Times New Roman"/>
-                <w:color w:val="000000"/>
+              <w:rPr>
+                <w:b/>
               </w:rPr>
             </w:pPr>
-          </w:p>
-          <w:p>
-            <w:pPr>
-              <w:rPr>
-                <w:rFonts w:cs="Times New Roman"/>
-              </w:rPr>
-            </w:pPr>
-            <w:r>
-              <w:rPr>
-                <w:rFonts w:cs="Times New Roman"/>
+            <w:r>
+              <w:rPr>
                 <w:b/>
-                <w:bCs/>
-                <w:color w:val="000000"/>
               </w:rPr>
               <w:t>Orbán Dávid</w:t>
             </w:r>
@@ -1114,63 +670,31 @@
         </w:tc>
       </w:tr>
     </w:tbl>
-    <w:p>
-      <w:pPr>
-        <w:spacing w:after="0" w:line="240" w:lineRule="auto"/>
-        <w:rPr>
-          <w:rFonts w:cs="Times New Roman"/>
-        </w:rPr>
-      </w:pPr>
-    </w:p>
-    <w:p>
-      <w:pPr>
-        <w:spacing w:after="0" w:line="240" w:lineRule="auto"/>
+    <w:p/>
+    <w:p/>
+    <w:p>
+      <w:pPr>
         <w:jc w:val="center"/>
         <w:rPr>
-          <w:rFonts w:cs="Times New Roman"/>
-        </w:rPr>
-      </w:pPr>
-    </w:p>
-    <w:p>
-      <w:pPr>
-        <w:spacing w:after="0" w:line="240" w:lineRule="auto"/>
-        <w:jc w:val="center"/>
-        <w:rPr>
-          <w:rFonts w:cs="Times New Roman"/>
           <w:sz w:val="28"/>
           <w:szCs w:val="28"/>
         </w:rPr>
       </w:pPr>
       <w:r>
-        <w:rPr>
-          <w:rFonts w:cs="Times New Roman"/>
-        </w:rPr>
-        <w:t>202</w:t>
-      </w:r>
-      <w:r>
-        <w:rPr>
-          <w:rFonts w:cs="Times New Roman"/>
-        </w:rPr>
-        <w:t>6</w:t>
-      </w:r>
-    </w:p>
-    <w:p>
-      <w:r>
+        <w:t>2026</w:t>
+      </w:r>
+    </w:p>
+    <w:p>
+      <w:r>
+        <w:lastRenderedPageBreak/>
         <w:br w:type="page"/>
       </w:r>
+      <w:bookmarkStart w:id="0" w:name="_GoBack"/>
+      <w:bookmarkEnd w:id="0"/>
     </w:p>
     <w:sdt>
       <w:sdtPr>
-        <w:rPr>
-          <w:rFonts w:ascii="Times New Roman" w:eastAsiaTheme="minorHAnsi" w:hAnsi="Times New Roman" w:cs="Times New Roman"/>
-          <w:color w:val="000000" w:themeColor="text1"/>
-          <w:kern w:val="2"/>
-          <w:sz w:val="48"/>
-          <w:szCs w:val="48"/>
-          <w:lang w:val="hu-HU"/>
-          <w14:ligatures w14:val="standardContextual"/>
-        </w:rPr>
-        <w:id w:val="-550927585"/>
+        <w:id w:val="1113634709"/>
         <w:docPartObj>
           <w:docPartGallery w:val="Table of Contents"/>
           <w:docPartUnique/>
@@ -1178,65 +702,24 @@
       </w:sdtPr>
       <w:sdtEndPr>
         <w:rPr>
-          <w:rFonts w:cstheme="minorBidi"/>
+          <w:rFonts w:ascii="Times New Roman" w:eastAsiaTheme="minorHAnsi" w:hAnsi="Times New Roman" w:cstheme="minorBidi"/>
+          <w:b/>
+          <w:bCs/>
           <w:noProof/>
           <w:color w:val="auto"/>
+          <w:kern w:val="2"/>
           <w:sz w:val="24"/>
           <w:szCs w:val="24"/>
+          <w:lang w:val="hu-HU"/>
+          <w14:ligatures w14:val="standardContextual"/>
         </w:rPr>
       </w:sdtEndPr>
       <w:sdtContent>
         <w:p>
           <w:pPr>
             <w:pStyle w:val="TOCHeading"/>
-            <w:rPr>
-              <w:rFonts w:ascii="Times New Roman" w:eastAsiaTheme="minorHAnsi" w:hAnsi="Times New Roman" w:cs="Times New Roman"/>
-              <w:color w:val="000000" w:themeColor="text1"/>
-              <w:kern w:val="2"/>
-              <w:sz w:val="48"/>
-              <w:szCs w:val="48"/>
-              <w:lang w:val="hu-HU"/>
-              <w14:ligatures w14:val="standardContextual"/>
-            </w:rPr>
-          </w:pPr>
-        </w:p>
-        <w:p>
-          <w:pPr>
-            <w:rPr>
-              <w:rFonts w:cs="Times New Roman"/>
-              <w:color w:val="000000" w:themeColor="text1"/>
-              <w:sz w:val="48"/>
-              <w:szCs w:val="48"/>
-            </w:rPr>
           </w:pPr>
           <w:r>
-            <w:rPr>
-              <w:rFonts w:cs="Times New Roman"/>
-              <w:color w:val="000000" w:themeColor="text1"/>
-              <w:sz w:val="48"/>
-              <w:szCs w:val="48"/>
-            </w:rPr>
-            <w:br w:type="page"/>
-          </w:r>
-        </w:p>
-        <w:p>
-          <w:pPr>
-            <w:pStyle w:val="TOCHeading"/>
-            <w:rPr>
-              <w:rFonts w:ascii="Times New Roman" w:hAnsi="Times New Roman" w:cs="Times New Roman"/>
-              <w:color w:val="000000" w:themeColor="text1"/>
-              <w:sz w:val="72"/>
-              <w:szCs w:val="72"/>
-            </w:rPr>
-          </w:pPr>
-          <w:r>
-            <w:rPr>
-              <w:rFonts w:ascii="Times New Roman" w:hAnsi="Times New Roman" w:cs="Times New Roman"/>
-              <w:color w:val="000000" w:themeColor="text1"/>
-              <w:sz w:val="72"/>
-              <w:szCs w:val="72"/>
-            </w:rPr>
-            <w:lastRenderedPageBreak/>
             <w:t>Tartalomjegyzék</w:t>
           </w:r>
         </w:p>
@@ -1244,12 +727,16 @@
           <w:pPr>
             <w:pStyle w:val="TOC1"/>
             <w:tabs>
-              <w:tab w:val="right" w:leader="dot" w:pos="9350"/>
+              <w:tab w:val="right" w:leader="dot" w:pos="9016"/>
             </w:tabs>
             <w:rPr>
               <w:rFonts w:asciiTheme="minorHAnsi" w:eastAsiaTheme="minorEastAsia" w:hAnsiTheme="minorHAnsi"/>
               <w:noProof/>
+              <w:kern w:val="0"/>
+              <w:sz w:val="22"/>
+              <w:szCs w:val="22"/>
               <w:lang w:val="en-US"/>
+              <w14:ligatures w14:val="none"/>
             </w:rPr>
           </w:pPr>
           <w:r>
@@ -1261,7 +748,7 @@
           <w:r>
             <w:fldChar w:fldCharType="separate"/>
           </w:r>
-          <w:hyperlink w:anchor="_Toc228808640" w:history="1">
+          <w:hyperlink w:anchor="_Toc228947727" w:history="1">
             <w:r>
               <w:rPr>
                 <w:rStyle w:val="Hyperlink"/>
@@ -1288,7 +775,7 @@
                 <w:noProof/>
                 <w:webHidden/>
               </w:rPr>
-              <w:instrText xml:space="preserve"> PAGEREF _Toc228808640 \h </w:instrText>
+              <w:instrText xml:space="preserve"> PAGEREF _Toc228947727 \h </w:instrText>
             </w:r>
             <w:r>
               <w:rPr>
@@ -1308,7 +795,7 @@
                 <w:noProof/>
                 <w:webHidden/>
               </w:rPr>
-              <w:t>7</w:t>
+              <w:t>6</w:t>
             </w:r>
             <w:r>
               <w:rPr>
@@ -1323,15 +810,19 @@
           <w:pPr>
             <w:pStyle w:val="TOC2"/>
             <w:tabs>
-              <w:tab w:val="right" w:leader="dot" w:pos="9350"/>
+              <w:tab w:val="right" w:leader="dot" w:pos="9016"/>
             </w:tabs>
             <w:rPr>
               <w:rFonts w:asciiTheme="minorHAnsi" w:eastAsiaTheme="minorEastAsia" w:hAnsiTheme="minorHAnsi"/>
               <w:noProof/>
+              <w:kern w:val="0"/>
+              <w:sz w:val="22"/>
+              <w:szCs w:val="22"/>
               <w:lang w:val="en-US"/>
+              <w14:ligatures w14:val="none"/>
             </w:rPr>
           </w:pPr>
-          <w:hyperlink w:anchor="_Toc228808641" w:history="1">
+          <w:hyperlink w:anchor="_Toc228947728" w:history="1">
             <w:r>
               <w:rPr>
                 <w:rStyle w:val="Hyperlink"/>
@@ -1358,7 +849,7 @@
                 <w:noProof/>
                 <w:webHidden/>
               </w:rPr>
-              <w:instrText xml:space="preserve"> PAGEREF _Toc228808641 \h </w:instrText>
+              <w:instrText xml:space="preserve"> PAGEREF _Toc228947728 \h </w:instrText>
             </w:r>
             <w:r>
               <w:rPr>
@@ -1378,7 +869,7 @@
                 <w:noProof/>
                 <w:webHidden/>
               </w:rPr>
-              <w:t>7</w:t>
+              <w:t>6</w:t>
             </w:r>
             <w:r>
               <w:rPr>
@@ -1393,21 +884,25 @@
           <w:pPr>
             <w:pStyle w:val="TOC2"/>
             <w:tabs>
-              <w:tab w:val="right" w:leader="dot" w:pos="9350"/>
+              <w:tab w:val="right" w:leader="dot" w:pos="9016"/>
             </w:tabs>
             <w:rPr>
               <w:rFonts w:asciiTheme="minorHAnsi" w:eastAsiaTheme="minorEastAsia" w:hAnsiTheme="minorHAnsi"/>
               <w:noProof/>
+              <w:kern w:val="0"/>
+              <w:sz w:val="22"/>
+              <w:szCs w:val="22"/>
               <w:lang w:val="en-US"/>
+              <w14:ligatures w14:val="none"/>
             </w:rPr>
           </w:pPr>
-          <w:hyperlink w:anchor="_Toc228808642" w:history="1">
+          <w:hyperlink w:anchor="_Toc228947729" w:history="1">
             <w:r>
               <w:rPr>
                 <w:rStyle w:val="Hyperlink"/>
                 <w:noProof/>
               </w:rPr>
-              <w:t>Technikai adatok:</w:t>
+              <w:t>Technikai adatok</w:t>
             </w:r>
             <w:r>
               <w:rPr>
@@ -1428,7 +923,7 @@
                 <w:noProof/>
                 <w:webHidden/>
               </w:rPr>
-              <w:instrText xml:space="preserve"> PAGEREF _Toc228808642 \h </w:instrText>
+              <w:instrText xml:space="preserve"> PAGEREF _Toc228947729 \h </w:instrText>
             </w:r>
             <w:r>
               <w:rPr>
@@ -1448,7 +943,7 @@
                 <w:noProof/>
                 <w:webHidden/>
               </w:rPr>
-              <w:t>7</w:t>
+              <w:t>6</w:t>
             </w:r>
             <w:r>
               <w:rPr>
@@ -1463,15 +958,19 @@
           <w:pPr>
             <w:pStyle w:val="TOC1"/>
             <w:tabs>
-              <w:tab w:val="right" w:leader="dot" w:pos="9350"/>
+              <w:tab w:val="right" w:leader="dot" w:pos="9016"/>
             </w:tabs>
             <w:rPr>
               <w:rFonts w:asciiTheme="minorHAnsi" w:eastAsiaTheme="minorEastAsia" w:hAnsiTheme="minorHAnsi"/>
               <w:noProof/>
+              <w:kern w:val="0"/>
+              <w:sz w:val="22"/>
+              <w:szCs w:val="22"/>
               <w:lang w:val="en-US"/>
+              <w14:ligatures w14:val="none"/>
             </w:rPr>
           </w:pPr>
-          <w:hyperlink w:anchor="_Toc228808643" w:history="1">
+          <w:hyperlink w:anchor="_Toc228947730" w:history="1">
             <w:r>
               <w:rPr>
                 <w:rStyle w:val="Hyperlink"/>
@@ -1499,7 +998,7 @@
                 <w:noProof/>
                 <w:webHidden/>
               </w:rPr>
-              <w:instrText xml:space="preserve"> PAGEREF _Toc228808643 \h </w:instrText>
+              <w:instrText xml:space="preserve"> PAGEREF _Toc228947730 \h </w:instrText>
             </w:r>
             <w:r>
               <w:rPr>
@@ -1519,7 +1018,7 @@
                 <w:noProof/>
                 <w:webHidden/>
               </w:rPr>
-              <w:t>8</w:t>
+              <w:t>7</w:t>
             </w:r>
             <w:r>
               <w:rPr>
@@ -1534,15 +1033,19 @@
           <w:pPr>
             <w:pStyle w:val="TOC2"/>
             <w:tabs>
-              <w:tab w:val="right" w:leader="dot" w:pos="9350"/>
+              <w:tab w:val="right" w:leader="dot" w:pos="9016"/>
             </w:tabs>
             <w:rPr>
               <w:rFonts w:asciiTheme="minorHAnsi" w:eastAsiaTheme="minorEastAsia" w:hAnsiTheme="minorHAnsi"/>
               <w:noProof/>
+              <w:kern w:val="0"/>
+              <w:sz w:val="22"/>
+              <w:szCs w:val="22"/>
               <w:lang w:val="en-US"/>
+              <w14:ligatures w14:val="none"/>
             </w:rPr>
           </w:pPr>
-          <w:hyperlink w:anchor="_Toc228808644" w:history="1">
+          <w:hyperlink w:anchor="_Toc228947731" w:history="1">
             <w:r>
               <w:rPr>
                 <w:rStyle w:val="Hyperlink"/>
@@ -1569,7 +1072,7 @@
                 <w:noProof/>
                 <w:webHidden/>
               </w:rPr>
-              <w:instrText xml:space="preserve"> PAGEREF _Toc228808644 \h </w:instrText>
+              <w:instrText xml:space="preserve"> PAGEREF _Toc228947731 \h </w:instrText>
             </w:r>
             <w:r>
               <w:rPr>
@@ -1589,7 +1092,7 @@
                 <w:noProof/>
                 <w:webHidden/>
               </w:rPr>
-              <w:t>9</w:t>
+              <w:t>8</w:t>
             </w:r>
             <w:r>
               <w:rPr>
@@ -1604,21 +1107,25 @@
           <w:pPr>
             <w:pStyle w:val="TOC2"/>
             <w:tabs>
-              <w:tab w:val="right" w:leader="dot" w:pos="9350"/>
+              <w:tab w:val="right" w:leader="dot" w:pos="9016"/>
             </w:tabs>
             <w:rPr>
               <w:rFonts w:asciiTheme="minorHAnsi" w:eastAsiaTheme="minorEastAsia" w:hAnsiTheme="minorHAnsi"/>
               <w:noProof/>
+              <w:kern w:val="0"/>
+              <w:sz w:val="22"/>
+              <w:szCs w:val="22"/>
               <w:lang w:val="en-US"/>
+              <w14:ligatures w14:val="none"/>
             </w:rPr>
           </w:pPr>
-          <w:hyperlink w:anchor="_Toc228808645" w:history="1">
+          <w:hyperlink w:anchor="_Toc228947732" w:history="1">
             <w:r>
               <w:rPr>
                 <w:rStyle w:val="Hyperlink"/>
                 <w:noProof/>
               </w:rPr>
-              <w:t>A fontosabb függvények:</w:t>
+              <w:t>A fontosabb függvények</w:t>
             </w:r>
             <w:r>
               <w:rPr>
@@ -1639,7 +1146,7 @@
                 <w:noProof/>
                 <w:webHidden/>
               </w:rPr>
-              <w:instrText xml:space="preserve"> PAGEREF _Toc228808645 \h </w:instrText>
+              <w:instrText xml:space="preserve"> PAGEREF _Toc228947732 \h </w:instrText>
             </w:r>
             <w:r>
               <w:rPr>
@@ -1659,7 +1166,7 @@
                 <w:noProof/>
                 <w:webHidden/>
               </w:rPr>
-              <w:t>11</w:t>
+              <w:t>10</w:t>
             </w:r>
             <w:r>
               <w:rPr>
@@ -1674,15 +1181,19 @@
           <w:pPr>
             <w:pStyle w:val="TOC3"/>
             <w:tabs>
-              <w:tab w:val="right" w:leader="dot" w:pos="9350"/>
+              <w:tab w:val="right" w:leader="dot" w:pos="9016"/>
             </w:tabs>
             <w:rPr>
               <w:rFonts w:asciiTheme="minorHAnsi" w:eastAsiaTheme="minorEastAsia" w:hAnsiTheme="minorHAnsi"/>
               <w:noProof/>
+              <w:kern w:val="0"/>
+              <w:sz w:val="22"/>
+              <w:szCs w:val="22"/>
               <w:lang w:val="en-US"/>
+              <w14:ligatures w14:val="none"/>
             </w:rPr>
           </w:pPr>
-          <w:hyperlink w:anchor="_Toc228808646" w:history="1">
+          <w:hyperlink w:anchor="_Toc228947733" w:history="1">
             <w:r>
               <w:rPr>
                 <w:rStyle w:val="Hyperlink"/>
@@ -1709,7 +1220,7 @@
                 <w:noProof/>
                 <w:webHidden/>
               </w:rPr>
-              <w:instrText xml:space="preserve"> PAGEREF _Toc228808646 \h </w:instrText>
+              <w:instrText xml:space="preserve"> PAGEREF _Toc228947733 \h </w:instrText>
             </w:r>
             <w:r>
               <w:rPr>
@@ -1729,7 +1240,7 @@
                 <w:noProof/>
                 <w:webHidden/>
               </w:rPr>
-              <w:t>11</w:t>
+              <w:t>10</w:t>
             </w:r>
             <w:r>
               <w:rPr>
@@ -1744,15 +1255,19 @@
           <w:pPr>
             <w:pStyle w:val="TOC3"/>
             <w:tabs>
-              <w:tab w:val="right" w:leader="dot" w:pos="9350"/>
+              <w:tab w:val="right" w:leader="dot" w:pos="9016"/>
             </w:tabs>
             <w:rPr>
               <w:rFonts w:asciiTheme="minorHAnsi" w:eastAsiaTheme="minorEastAsia" w:hAnsiTheme="minorHAnsi"/>
               <w:noProof/>
+              <w:kern w:val="0"/>
+              <w:sz w:val="22"/>
+              <w:szCs w:val="22"/>
               <w:lang w:val="en-US"/>
+              <w14:ligatures w14:val="none"/>
             </w:rPr>
           </w:pPr>
-          <w:hyperlink w:anchor="_Toc228808647" w:history="1">
+          <w:hyperlink w:anchor="_Toc228947734" w:history="1">
             <w:r>
               <w:rPr>
                 <w:rStyle w:val="Hyperlink"/>
@@ -1779,7 +1294,7 @@
                 <w:noProof/>
                 <w:webHidden/>
               </w:rPr>
-              <w:instrText xml:space="preserve"> PAGEREF _Toc228808647 \h </w:instrText>
+              <w:instrText xml:space="preserve"> PAGEREF _Toc228947734 \h </w:instrText>
             </w:r>
             <w:r>
               <w:rPr>
@@ -1799,7 +1314,7 @@
                 <w:noProof/>
                 <w:webHidden/>
               </w:rPr>
-              <w:t>12</w:t>
+              <w:t>11</w:t>
             </w:r>
             <w:r>
               <w:rPr>
@@ -1814,15 +1329,19 @@
           <w:pPr>
             <w:pStyle w:val="TOC2"/>
             <w:tabs>
-              <w:tab w:val="right" w:leader="dot" w:pos="9350"/>
+              <w:tab w:val="right" w:leader="dot" w:pos="9016"/>
             </w:tabs>
             <w:rPr>
               <w:rFonts w:asciiTheme="minorHAnsi" w:eastAsiaTheme="minorEastAsia" w:hAnsiTheme="minorHAnsi"/>
               <w:noProof/>
+              <w:kern w:val="0"/>
+              <w:sz w:val="22"/>
+              <w:szCs w:val="22"/>
               <w:lang w:val="en-US"/>
+              <w14:ligatures w14:val="none"/>
             </w:rPr>
           </w:pPr>
-          <w:hyperlink w:anchor="_Toc228808648" w:history="1">
+          <w:hyperlink w:anchor="_Toc228947735" w:history="1">
             <w:r>
               <w:rPr>
                 <w:rStyle w:val="Hyperlink"/>
@@ -1849,7 +1368,7 @@
                 <w:noProof/>
                 <w:webHidden/>
               </w:rPr>
-              <w:instrText xml:space="preserve"> PAGEREF _Toc228808648 \h </w:instrText>
+              <w:instrText xml:space="preserve"> PAGEREF _Toc228947735 \h </w:instrText>
             </w:r>
             <w:r>
               <w:rPr>
@@ -1869,7 +1388,7 @@
                 <w:noProof/>
                 <w:webHidden/>
               </w:rPr>
-              <w:t>12</w:t>
+              <w:t>11</w:t>
             </w:r>
             <w:r>
               <w:rPr>
@@ -1884,15 +1403,19 @@
           <w:pPr>
             <w:pStyle w:val="TOC1"/>
             <w:tabs>
-              <w:tab w:val="right" w:leader="dot" w:pos="9350"/>
+              <w:tab w:val="right" w:leader="dot" w:pos="9016"/>
             </w:tabs>
             <w:rPr>
               <w:rFonts w:asciiTheme="minorHAnsi" w:eastAsiaTheme="minorEastAsia" w:hAnsiTheme="minorHAnsi"/>
               <w:noProof/>
+              <w:kern w:val="0"/>
+              <w:sz w:val="22"/>
+              <w:szCs w:val="22"/>
               <w:lang w:val="en-US"/>
+              <w14:ligatures w14:val="none"/>
             </w:rPr>
           </w:pPr>
-          <w:hyperlink w:anchor="_Toc228808649" w:history="1">
+          <w:hyperlink w:anchor="_Toc228947736" w:history="1">
             <w:r>
               <w:rPr>
                 <w:rStyle w:val="Hyperlink"/>
@@ -1920,7 +1443,7 @@
                 <w:noProof/>
                 <w:webHidden/>
               </w:rPr>
-              <w:instrText xml:space="preserve"> PAGEREF _Toc228808649 \h </w:instrText>
+              <w:instrText xml:space="preserve"> PAGEREF _Toc228947736 \h </w:instrText>
             </w:r>
             <w:r>
               <w:rPr>
@@ -1940,7 +1463,7 @@
                 <w:noProof/>
                 <w:webHidden/>
               </w:rPr>
-              <w:t>13</w:t>
+              <w:t>12</w:t>
             </w:r>
             <w:r>
               <w:rPr>
@@ -1955,15 +1478,19 @@
           <w:pPr>
             <w:pStyle w:val="TOC2"/>
             <w:tabs>
-              <w:tab w:val="right" w:leader="dot" w:pos="9350"/>
+              <w:tab w:val="right" w:leader="dot" w:pos="9016"/>
             </w:tabs>
             <w:rPr>
               <w:rFonts w:asciiTheme="minorHAnsi" w:eastAsiaTheme="minorEastAsia" w:hAnsiTheme="minorHAnsi"/>
               <w:noProof/>
+              <w:kern w:val="0"/>
+              <w:sz w:val="22"/>
+              <w:szCs w:val="22"/>
               <w:lang w:val="en-US"/>
+              <w14:ligatures w14:val="none"/>
             </w:rPr>
           </w:pPr>
-          <w:hyperlink w:anchor="_Toc228808650" w:history="1">
+          <w:hyperlink w:anchor="_Toc228947737" w:history="1">
             <w:r>
               <w:rPr>
                 <w:rStyle w:val="Hyperlink"/>
@@ -1990,7 +1517,7 @@
                 <w:noProof/>
                 <w:webHidden/>
               </w:rPr>
-              <w:instrText xml:space="preserve"> PAGEREF _Toc228808650 \h </w:instrText>
+              <w:instrText xml:space="preserve"> PAGEREF _Toc228947737 \h </w:instrText>
             </w:r>
             <w:r>
               <w:rPr>
@@ -2010,7 +1537,7 @@
                 <w:noProof/>
                 <w:webHidden/>
               </w:rPr>
-              <w:t>13</w:t>
+              <w:t>12</w:t>
             </w:r>
             <w:r>
               <w:rPr>
@@ -2025,15 +1552,19 @@
           <w:pPr>
             <w:pStyle w:val="TOC2"/>
             <w:tabs>
-              <w:tab w:val="right" w:leader="dot" w:pos="9350"/>
+              <w:tab w:val="right" w:leader="dot" w:pos="9016"/>
             </w:tabs>
             <w:rPr>
               <w:rFonts w:asciiTheme="minorHAnsi" w:eastAsiaTheme="minorEastAsia" w:hAnsiTheme="minorHAnsi"/>
               <w:noProof/>
+              <w:kern w:val="0"/>
+              <w:sz w:val="22"/>
+              <w:szCs w:val="22"/>
               <w:lang w:val="en-US"/>
+              <w14:ligatures w14:val="none"/>
             </w:rPr>
           </w:pPr>
-          <w:hyperlink w:anchor="_Toc228808651" w:history="1">
+          <w:hyperlink w:anchor="_Toc228947738" w:history="1">
             <w:r>
               <w:rPr>
                 <w:rStyle w:val="Hyperlink"/>
@@ -2060,7 +1591,7 @@
                 <w:noProof/>
                 <w:webHidden/>
               </w:rPr>
-              <w:instrText xml:space="preserve"> PAGEREF _Toc228808651 \h </w:instrText>
+              <w:instrText xml:space="preserve"> PAGEREF _Toc228947738 \h </w:instrText>
             </w:r>
             <w:r>
               <w:rPr>
@@ -2080,7 +1611,7 @@
                 <w:noProof/>
                 <w:webHidden/>
               </w:rPr>
-              <w:t>13</w:t>
+              <w:t>12</w:t>
             </w:r>
             <w:r>
               <w:rPr>
@@ -2095,15 +1626,19 @@
           <w:pPr>
             <w:pStyle w:val="TOC2"/>
             <w:tabs>
-              <w:tab w:val="right" w:leader="dot" w:pos="9350"/>
+              <w:tab w:val="right" w:leader="dot" w:pos="9016"/>
             </w:tabs>
             <w:rPr>
               <w:rFonts w:asciiTheme="minorHAnsi" w:eastAsiaTheme="minorEastAsia" w:hAnsiTheme="minorHAnsi"/>
               <w:noProof/>
+              <w:kern w:val="0"/>
+              <w:sz w:val="22"/>
+              <w:szCs w:val="22"/>
               <w:lang w:val="en-US"/>
+              <w14:ligatures w14:val="none"/>
             </w:rPr>
           </w:pPr>
-          <w:hyperlink w:anchor="_Toc228808652" w:history="1">
+          <w:hyperlink w:anchor="_Toc228947739" w:history="1">
             <w:r>
               <w:rPr>
                 <w:rStyle w:val="Hyperlink"/>
@@ -2130,7 +1665,7 @@
                 <w:noProof/>
                 <w:webHidden/>
               </w:rPr>
-              <w:instrText xml:space="preserve"> PAGEREF _Toc228808652 \h </w:instrText>
+              <w:instrText xml:space="preserve"> PAGEREF _Toc228947739 \h </w:instrText>
             </w:r>
             <w:r>
               <w:rPr>
@@ -2150,7 +1685,7 @@
                 <w:noProof/>
                 <w:webHidden/>
               </w:rPr>
-              <w:t>15</w:t>
+              <w:t>14</w:t>
             </w:r>
             <w:r>
               <w:rPr>
@@ -2165,15 +1700,19 @@
           <w:pPr>
             <w:pStyle w:val="TOC2"/>
             <w:tabs>
-              <w:tab w:val="right" w:leader="dot" w:pos="9350"/>
+              <w:tab w:val="right" w:leader="dot" w:pos="9016"/>
             </w:tabs>
             <w:rPr>
               <w:rFonts w:asciiTheme="minorHAnsi" w:eastAsiaTheme="minorEastAsia" w:hAnsiTheme="minorHAnsi"/>
               <w:noProof/>
+              <w:kern w:val="0"/>
+              <w:sz w:val="22"/>
+              <w:szCs w:val="22"/>
               <w:lang w:val="en-US"/>
+              <w14:ligatures w14:val="none"/>
             </w:rPr>
           </w:pPr>
-          <w:hyperlink w:anchor="_Toc228808653" w:history="1">
+          <w:hyperlink w:anchor="_Toc228947740" w:history="1">
             <w:r>
               <w:rPr>
                 <w:rStyle w:val="Hyperlink"/>
@@ -2200,7 +1739,7 @@
                 <w:noProof/>
                 <w:webHidden/>
               </w:rPr>
-              <w:instrText xml:space="preserve"> PAGEREF _Toc228808653 \h </w:instrText>
+              <w:instrText xml:space="preserve"> PAGEREF _Toc228947740 \h </w:instrText>
             </w:r>
             <w:r>
               <w:rPr>
@@ -2220,7 +1759,7 @@
                 <w:noProof/>
                 <w:webHidden/>
               </w:rPr>
-              <w:t>15</w:t>
+              <w:t>14</w:t>
             </w:r>
             <w:r>
               <w:rPr>
@@ -2235,15 +1774,19 @@
           <w:pPr>
             <w:pStyle w:val="TOC1"/>
             <w:tabs>
-              <w:tab w:val="right" w:leader="dot" w:pos="9350"/>
+              <w:tab w:val="right" w:leader="dot" w:pos="9016"/>
             </w:tabs>
             <w:rPr>
               <w:rFonts w:asciiTheme="minorHAnsi" w:eastAsiaTheme="minorEastAsia" w:hAnsiTheme="minorHAnsi"/>
               <w:noProof/>
+              <w:kern w:val="0"/>
+              <w:sz w:val="22"/>
+              <w:szCs w:val="22"/>
               <w:lang w:val="en-US"/>
+              <w14:ligatures w14:val="none"/>
             </w:rPr>
           </w:pPr>
-          <w:hyperlink w:anchor="_Toc228808654" w:history="1">
+          <w:hyperlink w:anchor="_Toc228947741" w:history="1">
             <w:r>
               <w:rPr>
                 <w:rStyle w:val="Hyperlink"/>
@@ -2271,7 +1814,7 @@
                 <w:noProof/>
                 <w:webHidden/>
               </w:rPr>
-              <w:instrText xml:space="preserve"> PAGEREF _Toc228808654 \h </w:instrText>
+              <w:instrText xml:space="preserve"> PAGEREF _Toc228947741 \h </w:instrText>
             </w:r>
             <w:r>
               <w:rPr>
@@ -2291,7 +1834,7 @@
                 <w:noProof/>
                 <w:webHidden/>
               </w:rPr>
-              <w:t>17</w:t>
+              <w:t>15</w:t>
             </w:r>
             <w:r>
               <w:rPr>
@@ -2306,15 +1849,19 @@
           <w:pPr>
             <w:pStyle w:val="TOC2"/>
             <w:tabs>
-              <w:tab w:val="right" w:leader="dot" w:pos="9350"/>
+              <w:tab w:val="right" w:leader="dot" w:pos="9016"/>
             </w:tabs>
             <w:rPr>
               <w:rFonts w:asciiTheme="minorHAnsi" w:eastAsiaTheme="minorEastAsia" w:hAnsiTheme="minorHAnsi"/>
               <w:noProof/>
+              <w:kern w:val="0"/>
+              <w:sz w:val="22"/>
+              <w:szCs w:val="22"/>
               <w:lang w:val="en-US"/>
+              <w14:ligatures w14:val="none"/>
             </w:rPr>
           </w:pPr>
-          <w:hyperlink w:anchor="_Toc228808655" w:history="1">
+          <w:hyperlink w:anchor="_Toc228947742" w:history="1">
             <w:r>
               <w:rPr>
                 <w:rStyle w:val="Hyperlink"/>
@@ -2341,7 +1888,7 @@
                 <w:noProof/>
                 <w:webHidden/>
               </w:rPr>
-              <w:instrText xml:space="preserve"> PAGEREF _Toc228808655 \h </w:instrText>
+              <w:instrText xml:space="preserve"> PAGEREF _Toc228947742 \h </w:instrText>
             </w:r>
             <w:r>
               <w:rPr>
@@ -2361,7 +1908,7 @@
                 <w:noProof/>
                 <w:webHidden/>
               </w:rPr>
-              <w:t>17</w:t>
+              <w:t>15</w:t>
             </w:r>
             <w:r>
               <w:rPr>
@@ -2376,15 +1923,19 @@
           <w:pPr>
             <w:pStyle w:val="TOC2"/>
             <w:tabs>
-              <w:tab w:val="right" w:leader="dot" w:pos="9350"/>
+              <w:tab w:val="right" w:leader="dot" w:pos="9016"/>
             </w:tabs>
             <w:rPr>
               <w:rFonts w:asciiTheme="minorHAnsi" w:eastAsiaTheme="minorEastAsia" w:hAnsiTheme="minorHAnsi"/>
               <w:noProof/>
+              <w:kern w:val="0"/>
+              <w:sz w:val="22"/>
+              <w:szCs w:val="22"/>
               <w:lang w:val="en-US"/>
+              <w14:ligatures w14:val="none"/>
             </w:rPr>
           </w:pPr>
-          <w:hyperlink w:anchor="_Toc228808656" w:history="1">
+          <w:hyperlink w:anchor="_Toc228947743" w:history="1">
             <w:r>
               <w:rPr>
                 <w:rStyle w:val="Hyperlink"/>
@@ -2411,7 +1962,7 @@
                 <w:noProof/>
                 <w:webHidden/>
               </w:rPr>
-              <w:instrText xml:space="preserve"> PAGEREF _Toc228808656 \h </w:instrText>
+              <w:instrText xml:space="preserve"> PAGEREF _Toc228947743 \h </w:instrText>
             </w:r>
             <w:r>
               <w:rPr>
@@ -2431,7 +1982,7 @@
                 <w:noProof/>
                 <w:webHidden/>
               </w:rPr>
-              <w:t>17</w:t>
+              <w:t>15</w:t>
             </w:r>
             <w:r>
               <w:rPr>
@@ -2446,21 +1997,25 @@
           <w:pPr>
             <w:pStyle w:val="TOC2"/>
             <w:tabs>
-              <w:tab w:val="right" w:leader="dot" w:pos="9350"/>
+              <w:tab w:val="right" w:leader="dot" w:pos="9016"/>
             </w:tabs>
             <w:rPr>
               <w:rFonts w:asciiTheme="minorHAnsi" w:eastAsiaTheme="minorEastAsia" w:hAnsiTheme="minorHAnsi"/>
               <w:noProof/>
+              <w:kern w:val="0"/>
+              <w:sz w:val="22"/>
+              <w:szCs w:val="22"/>
               <w:lang w:val="en-US"/>
+              <w14:ligatures w14:val="none"/>
             </w:rPr>
           </w:pPr>
-          <w:hyperlink w:anchor="_Toc228808657" w:history="1">
+          <w:hyperlink w:anchor="_Toc228947744" w:history="1">
             <w:r>
               <w:rPr>
                 <w:rStyle w:val="Hyperlink"/>
                 <w:noProof/>
               </w:rPr>
-              <w:t>Szubjektív megítélés</w:t>
+              <w:t>Futási idő</w:t>
             </w:r>
             <w:r>
               <w:rPr>
@@ -2481,7 +2036,7 @@
                 <w:noProof/>
                 <w:webHidden/>
               </w:rPr>
-              <w:instrText xml:space="preserve"> PAGEREF _Toc228808657 \h </w:instrText>
+              <w:instrText xml:space="preserve"> PAGEREF _Toc228947744 \h </w:instrText>
             </w:r>
             <w:r>
               <w:rPr>
@@ -2501,77 +2056,7 @@
                 <w:noProof/>
                 <w:webHidden/>
               </w:rPr>
-              <w:t>20</w:t>
-            </w:r>
-            <w:r>
-              <w:rPr>
-                <w:noProof/>
-                <w:webHidden/>
-              </w:rPr>
-              <w:fldChar w:fldCharType="end"/>
-            </w:r>
-          </w:hyperlink>
-        </w:p>
-        <w:p>
-          <w:pPr>
-            <w:pStyle w:val="TOC2"/>
-            <w:tabs>
-              <w:tab w:val="right" w:leader="dot" w:pos="9350"/>
-            </w:tabs>
-            <w:rPr>
-              <w:rFonts w:asciiTheme="minorHAnsi" w:eastAsiaTheme="minorEastAsia" w:hAnsiTheme="minorHAnsi"/>
-              <w:noProof/>
-              <w:lang w:val="en-US"/>
-            </w:rPr>
-          </w:pPr>
-          <w:hyperlink w:anchor="_Toc228808658" w:history="1">
-            <w:r>
-              <w:rPr>
-                <w:rStyle w:val="Hyperlink"/>
-                <w:noProof/>
-              </w:rPr>
-              <w:t>Futási idő</w:t>
-            </w:r>
-            <w:r>
-              <w:rPr>
-                <w:noProof/>
-                <w:webHidden/>
-              </w:rPr>
-              <w:tab/>
-            </w:r>
-            <w:r>
-              <w:rPr>
-                <w:noProof/>
-                <w:webHidden/>
-              </w:rPr>
-              <w:fldChar w:fldCharType="begin"/>
-            </w:r>
-            <w:r>
-              <w:rPr>
-                <w:noProof/>
-                <w:webHidden/>
-              </w:rPr>
-              <w:instrText xml:space="preserve"> PAGEREF _Toc228808658 \h </w:instrText>
-            </w:r>
-            <w:r>
-              <w:rPr>
-                <w:noProof/>
-                <w:webHidden/>
-              </w:rPr>
-            </w:r>
-            <w:r>
-              <w:rPr>
-                <w:noProof/>
-                <w:webHidden/>
-              </w:rPr>
-              <w:fldChar w:fldCharType="separate"/>
-            </w:r>
-            <w:r>
-              <w:rPr>
-                <w:noProof/>
-                <w:webHidden/>
-              </w:rPr>
-              <w:t>20</w:t>
+              <w:t>18</w:t>
             </w:r>
             <w:r>
               <w:rPr>
@@ -2586,22 +2071,33 @@
           <w:pPr>
             <w:pStyle w:val="TOC1"/>
             <w:tabs>
-              <w:tab w:val="right" w:leader="dot" w:pos="9350"/>
+              <w:tab w:val="right" w:leader="dot" w:pos="9016"/>
             </w:tabs>
             <w:rPr>
               <w:rFonts w:asciiTheme="minorHAnsi" w:eastAsiaTheme="minorEastAsia" w:hAnsiTheme="minorHAnsi"/>
               <w:noProof/>
+              <w:kern w:val="0"/>
+              <w:sz w:val="22"/>
+              <w:szCs w:val="22"/>
               <w:lang w:val="en-US"/>
+              <w14:ligatures w14:val="none"/>
             </w:rPr>
           </w:pPr>
-          <w:hyperlink w:anchor="_Toc228808659" w:history="1">
+          <w:hyperlink w:anchor="_Toc228947745" w:history="1">
             <w:r>
               <w:rPr>
                 <w:rStyle w:val="Hyperlink"/>
                 <w:noProof/>
                 <w:lang w:val="en-US"/>
               </w:rPr>
-              <w:t>Esetleges kérdések</w:t>
+              <w:t>Forr</w:t>
+            </w:r>
+            <w:r>
+              <w:rPr>
+                <w:rStyle w:val="Hyperlink"/>
+                <w:noProof/>
+              </w:rPr>
+              <w:t>ások</w:t>
             </w:r>
             <w:r>
               <w:rPr>
@@ -2622,7 +2118,7 @@
                 <w:noProof/>
                 <w:webHidden/>
               </w:rPr>
-              <w:instrText xml:space="preserve"> PAGEREF _Toc228808659 \h </w:instrText>
+              <w:instrText xml:space="preserve"> PAGEREF _Toc228947745 \h </w:instrText>
             </w:r>
             <w:r>
               <w:rPr>
@@ -2642,7 +2138,7 @@
                 <w:noProof/>
                 <w:webHidden/>
               </w:rPr>
-              <w:t>21</w:t>
+              <w:t>19</w:t>
             </w:r>
             <w:r>
               <w:rPr>
@@ -2654,91 +2150,10 @@
           </w:hyperlink>
         </w:p>
         <w:p>
-          <w:pPr>
-            <w:pStyle w:val="TOC1"/>
-            <w:tabs>
-              <w:tab w:val="right" w:leader="dot" w:pos="9350"/>
-            </w:tabs>
-            <w:rPr>
-              <w:rFonts w:asciiTheme="minorHAnsi" w:eastAsiaTheme="minorEastAsia" w:hAnsiTheme="minorHAnsi"/>
-              <w:noProof/>
-              <w:lang w:val="en-US"/>
-            </w:rPr>
-          </w:pPr>
-          <w:hyperlink w:anchor="_Toc228808660" w:history="1">
-            <w:r>
-              <w:rPr>
-                <w:rStyle w:val="Hyperlink"/>
-                <w:noProof/>
-                <w:lang w:val="en-US"/>
-              </w:rPr>
-              <w:t>Forr</w:t>
-            </w:r>
-            <w:r>
-              <w:rPr>
-                <w:rStyle w:val="Hyperlink"/>
-                <w:noProof/>
-              </w:rPr>
-              <w:t>ások</w:t>
-            </w:r>
-            <w:r>
-              <w:rPr>
-                <w:noProof/>
-                <w:webHidden/>
-              </w:rPr>
-              <w:tab/>
-            </w:r>
-            <w:r>
-              <w:rPr>
-                <w:noProof/>
-                <w:webHidden/>
-              </w:rPr>
-              <w:fldChar w:fldCharType="begin"/>
-            </w:r>
-            <w:r>
-              <w:rPr>
-                <w:noProof/>
-                <w:webHidden/>
-              </w:rPr>
-              <w:instrText xml:space="preserve"> PAGEREF _Toc228808660 \h </w:instrText>
-            </w:r>
-            <w:r>
-              <w:rPr>
-                <w:noProof/>
-                <w:webHidden/>
-              </w:rPr>
-            </w:r>
-            <w:r>
-              <w:rPr>
-                <w:noProof/>
-                <w:webHidden/>
-              </w:rPr>
-              <w:fldChar w:fldCharType="separate"/>
-            </w:r>
-            <w:r>
-              <w:rPr>
-                <w:noProof/>
-                <w:webHidden/>
-              </w:rPr>
-              <w:t>22</w:t>
-            </w:r>
-            <w:r>
-              <w:rPr>
-                <w:noProof/>
-                <w:webHidden/>
-              </w:rPr>
-              <w:fldChar w:fldCharType="end"/>
-            </w:r>
-          </w:hyperlink>
-        </w:p>
-        <w:p>
-          <w:pPr>
-            <w:rPr>
-              <w:noProof/>
-            </w:rPr>
-          </w:pPr>
           <w:r>
             <w:rPr>
+              <w:b/>
+              <w:bCs/>
               <w:noProof/>
             </w:rPr>
             <w:fldChar w:fldCharType="end"/>
@@ -2755,12 +2170,12 @@
       <w:pPr>
         <w:pStyle w:val="Heading1"/>
       </w:pPr>
-      <w:bookmarkStart w:id="0" w:name="_Toc228808640"/>
+      <w:bookmarkStart w:id="1" w:name="_Toc228947727"/>
       <w:r>
         <w:lastRenderedPageBreak/>
         <w:t>Bevezető:</w:t>
       </w:r>
-      <w:bookmarkEnd w:id="0"/>
+      <w:bookmarkEnd w:id="1"/>
     </w:p>
     <w:p>
       <w:r>
@@ -2774,11 +2189,11 @@
       <w:pPr>
         <w:pStyle w:val="Heading2"/>
       </w:pPr>
-      <w:bookmarkStart w:id="1" w:name="_Toc228808641"/>
+      <w:bookmarkStart w:id="2" w:name="_Toc228947728"/>
       <w:r>
         <w:t>Mi az a Slitherlink?</w:t>
       </w:r>
-      <w:bookmarkEnd w:id="1"/>
+      <w:bookmarkEnd w:id="2"/>
     </w:p>
     <w:p>
       <w:pPr>
@@ -2797,11 +2212,11 @@
       <w:pPr>
         <w:pStyle w:val="Heading2"/>
       </w:pPr>
-      <w:bookmarkStart w:id="2" w:name="_Toc228808642"/>
-      <w:r>
-        <w:t>Technikai adatok:</w:t>
-      </w:r>
-      <w:bookmarkEnd w:id="2"/>
+      <w:bookmarkStart w:id="3" w:name="_Toc228947729"/>
+      <w:r>
+        <w:t>Technikai adatok</w:t>
+      </w:r>
+      <w:bookmarkEnd w:id="3"/>
     </w:p>
     <w:p>
       <w:r>
@@ -2850,19 +2265,7 @@
           <w:rPr>
             <w:rStyle w:val="Hyperlink"/>
           </w:rPr>
-          <w:t>Git</w:t>
-        </w:r>
-        <w:r>
-          <w:rPr>
-            <w:rStyle w:val="Hyperlink"/>
-          </w:rPr>
-          <w:t>H</w:t>
-        </w:r>
-        <w:r>
-          <w:rPr>
-            <w:rStyle w:val="Hyperlink"/>
-          </w:rPr>
-          <w:t>ub</w:t>
+          <w:t>GitHub</w:t>
         </w:r>
       </w:hyperlink>
       <w:r>
@@ -2895,7 +2298,7 @@
           <w:lang w:val="en-US"/>
         </w:rPr>
       </w:pPr>
-      <w:bookmarkStart w:id="3" w:name="_Toc228808643"/>
+      <w:bookmarkStart w:id="4" w:name="_Toc228947730"/>
       <w:r>
         <w:rPr>
           <w:lang w:val="en-US"/>
@@ -2903,7 +2306,7 @@
         <w:lastRenderedPageBreak/>
         <w:t>A keret</w:t>
       </w:r>
-      <w:bookmarkEnd w:id="3"/>
+      <w:bookmarkEnd w:id="4"/>
     </w:p>
     <w:p>
       <w:pPr>
@@ -3123,12 +2526,12 @@
       <w:pPr>
         <w:pStyle w:val="Heading2"/>
       </w:pPr>
-      <w:bookmarkStart w:id="4" w:name="_Toc228808644"/>
+      <w:bookmarkStart w:id="5" w:name="_Toc228947731"/>
       <w:r>
         <w:lastRenderedPageBreak/>
         <w:t>A program felépítése</w:t>
       </w:r>
-      <w:bookmarkEnd w:id="4"/>
+      <w:bookmarkEnd w:id="5"/>
     </w:p>
     <w:p>
       <w:pPr>
@@ -3152,7 +2555,7 @@
       <w:r>
         <w:rPr>
           <w:noProof/>
-          <w:lang w:val="ro-RO"/>
+          <w:lang w:val="en-US"/>
         </w:rPr>
         <w:drawing>
           <wp:inline distT="0" distB="0" distL="0" distR="0" wp14:anchorId="603A6E20" wp14:editId="61443405">
@@ -3470,7 +2873,6 @@
         <w:rPr>
           <w:lang w:val="ro-RO"/>
         </w:rPr>
-        <w:lastRenderedPageBreak/>
         <w:t xml:space="preserve">A </w:t>
       </w:r>
       <w:r>
@@ -3533,6 +2935,7 @@
         <w:rPr>
           <w:lang w:val="ro-RO"/>
         </w:rPr>
+        <w:lastRenderedPageBreak/>
         <w:t xml:space="preserve">A </w:t>
       </w:r>
       <w:r>
@@ -3658,12 +3061,12 @@
       <w:pPr>
         <w:pStyle w:val="Heading2"/>
       </w:pPr>
-      <w:bookmarkStart w:id="5" w:name="_Toc228808645"/>
+      <w:bookmarkStart w:id="6" w:name="_Toc228947732"/>
       <w:r>
         <w:lastRenderedPageBreak/>
-        <w:t>A fontosabb függvények:</w:t>
-      </w:r>
-      <w:bookmarkEnd w:id="5"/>
+        <w:t>A fontosabb függvények</w:t>
+      </w:r>
+      <w:bookmarkEnd w:id="6"/>
     </w:p>
     <w:p>
       <w:pPr>
@@ -3708,11 +3111,11 @@
       <w:pPr>
         <w:pStyle w:val="Heading3"/>
       </w:pPr>
-      <w:bookmarkStart w:id="6" w:name="_Toc228808646"/>
+      <w:bookmarkStart w:id="7" w:name="_Toc228947733"/>
       <w:r>
         <w:t>Initwindow</w:t>
       </w:r>
-      <w:bookmarkEnd w:id="6"/>
+      <w:bookmarkEnd w:id="7"/>
     </w:p>
     <w:p>
       <w:pPr>
@@ -3968,12 +3371,12 @@
       <w:pPr>
         <w:pStyle w:val="Heading3"/>
       </w:pPr>
-      <w:bookmarkStart w:id="7" w:name="_Toc228808647"/>
+      <w:bookmarkStart w:id="8" w:name="_Toc228947734"/>
       <w:r>
         <w:lastRenderedPageBreak/>
         <w:t>Checkifvalid</w:t>
       </w:r>
-      <w:bookmarkEnd w:id="7"/>
+      <w:bookmarkEnd w:id="8"/>
     </w:p>
     <w:p>
       <w:pPr>
@@ -4107,11 +3510,11 @@
       <w:pPr>
         <w:pStyle w:val="Heading2"/>
       </w:pPr>
-      <w:bookmarkStart w:id="8" w:name="_Toc228808648"/>
+      <w:bookmarkStart w:id="9" w:name="_Toc228947735"/>
       <w:r>
         <w:t>A háttérfüggvények</w:t>
       </w:r>
-      <w:bookmarkEnd w:id="8"/>
+      <w:bookmarkEnd w:id="9"/>
     </w:p>
     <w:p>
       <w:r>
@@ -4263,7 +3666,7 @@
           <w:lang w:val="ro-RO"/>
         </w:rPr>
       </w:pPr>
-      <w:bookmarkStart w:id="9" w:name="_Toc228808649"/>
+      <w:bookmarkStart w:id="10" w:name="_Toc228947736"/>
       <w:r>
         <w:rPr>
           <w:lang w:val="ro-RO"/>
@@ -4271,7 +3674,7 @@
         <w:lastRenderedPageBreak/>
         <w:t>A megoldó</w:t>
       </w:r>
-      <w:bookmarkEnd w:id="9"/>
+      <w:bookmarkEnd w:id="10"/>
     </w:p>
     <w:p>
       <w:pPr>
@@ -4316,11 +3719,11 @@
       <w:pPr>
         <w:pStyle w:val="Heading2"/>
       </w:pPr>
-      <w:bookmarkStart w:id="10" w:name="_Toc228808650"/>
+      <w:bookmarkStart w:id="11" w:name="_Toc228947737"/>
       <w:r>
         <w:t>Háttér</w:t>
       </w:r>
-      <w:bookmarkEnd w:id="10"/>
+      <w:bookmarkEnd w:id="11"/>
     </w:p>
     <w:p>
       <w:pPr>
@@ -4370,14 +3773,7 @@
             <w:rStyle w:val="Hyperlink"/>
             <w:lang w:val="en-US"/>
           </w:rPr>
-          <w:t>ezen az oldalo</w:t>
-        </w:r>
-        <w:r>
-          <w:rPr>
-            <w:rStyle w:val="Hyperlink"/>
-            <w:lang w:val="en-US"/>
-          </w:rPr>
-          <w:t>n</w:t>
+          <w:t>ezen az oldalon</w:t>
         </w:r>
       </w:hyperlink>
       <w:r>
@@ -4411,21 +3807,7 @@
             <w:rStyle w:val="Hyperlink"/>
             <w:lang w:val="en-US"/>
           </w:rPr>
-          <w:t xml:space="preserve">ez a </w:t>
-        </w:r>
-        <w:r>
-          <w:rPr>
-            <w:rStyle w:val="Hyperlink"/>
-            <w:lang w:val="en-US"/>
-          </w:rPr>
-          <w:t>w</w:t>
-        </w:r>
-        <w:r>
-          <w:rPr>
-            <w:rStyle w:val="Hyperlink"/>
-            <w:lang w:val="en-US"/>
-          </w:rPr>
-          <w:t>eboldal</w:t>
+          <w:t>ez a weboldal</w:t>
         </w:r>
       </w:hyperlink>
       <w:r>
@@ -4439,11 +3821,11 @@
       <w:pPr>
         <w:pStyle w:val="Heading2"/>
       </w:pPr>
-      <w:bookmarkStart w:id="11" w:name="_Toc228808651"/>
+      <w:bookmarkStart w:id="12" w:name="_Toc228947738"/>
       <w:r>
         <w:t>SAT</w:t>
       </w:r>
-      <w:bookmarkEnd w:id="11"/>
+      <w:bookmarkEnd w:id="12"/>
     </w:p>
     <w:p>
       <w:pPr>
@@ -5476,48 +4858,45 @@
         </w:rPr>
       </w:pPr>
       <w:r>
+        <w:t xml:space="preserve">Mindezeket a kifejezéseket hozzá kell adnunk a CNF-hez, illetve hasonló módon szükséges felállítani az ekvivalenciát az </w:t>
+      </w:r>
+      <w:r>
+        <w:rPr>
+          <w:rFonts w:ascii="Cambria Math" w:hAnsi="Cambria Math"/>
+        </w:rPr>
+        <w:t>Y</w:t>
+      </w:r>
+      <w:r>
+        <w:t xml:space="preserve"> esetében is, legvégül pedig az eredetileg is kívánt összefüggést pedig hozzáadhatjuk a CNF-hez mint </w:t>
+      </w:r>
+      <w:r>
+        <w:rPr>
+          <w:rFonts w:ascii="Cambria Math" w:hAnsi="Cambria Math"/>
+        </w:rPr>
+        <w:t xml:space="preserve">X </w:t>
+      </w:r>
+      <w:r>
+        <w:rPr>
+          <w:rFonts w:ascii="Cambria Math" w:hAnsi="Cambria Math" w:cs="Cambria Math"/>
+        </w:rPr>
+        <w:t>∨ Y</w:t>
+      </w:r>
+      <w:r>
+        <w:rPr>
+          <w:rFonts w:cs="Cambria Math"/>
+        </w:rPr>
+        <w:t>.</w:t>
+      </w:r>
+    </w:p>
+    <w:p>
+      <w:pPr>
+        <w:rPr>
+          <w:lang w:val="en-US"/>
+        </w:rPr>
+      </w:pPr>
+      <w:r>
         <w:lastRenderedPageBreak/>
-        <w:t xml:space="preserve">Mindezeket a kifejezéseket hozzá kell adnunk a CNF-hez, illetve hasonló módon szükséges felállítani az ekvivalenciát az </w:t>
-      </w:r>
-      <w:r>
-        <w:rPr>
-          <w:rFonts w:ascii="Cambria Math" w:hAnsi="Cambria Math"/>
-        </w:rPr>
-        <w:t>Y</w:t>
-      </w:r>
-      <w:r>
-        <w:t xml:space="preserve"> esetében is, legvégül pedig az eredetileg is kívánt összefüggést pedig hozzáadhatjuk a CNF-hez mint </w:t>
-      </w:r>
-      <w:r>
-        <w:rPr>
-          <w:rFonts w:ascii="Cambria Math" w:hAnsi="Cambria Math"/>
-        </w:rPr>
-        <w:t xml:space="preserve">X </w:t>
-      </w:r>
-      <w:r>
-        <w:rPr>
-          <w:rFonts w:ascii="Cambria Math" w:hAnsi="Cambria Math" w:cs="Cambria Math"/>
-        </w:rPr>
-        <w:t>∨ Y</w:t>
-      </w:r>
-      <w:r>
-        <w:rPr>
-          <w:rFonts w:cs="Cambria Math"/>
-        </w:rPr>
-        <w:t>.</w:t>
-      </w:r>
-    </w:p>
-    <w:p>
-      <w:pPr>
-        <w:rPr>
-          <w:lang w:val="en-US"/>
-        </w:rPr>
-      </w:pPr>
-      <w:r>
-        <w:t xml:space="preserve">Ezzel egy valid megoldás kétharmada le van fedve, és marad a nagy kérdés, hogy hogy fejezzük ki az összefüggőségi feltételt ilyen CNF formában. </w:t>
-      </w:r>
-      <w:r>
-        <w:t xml:space="preserve">A válasz, </w:t>
+        <w:t xml:space="preserve">Ezzel egy valid megoldás kétharmada le van fedve, és marad a nagy kérdés, hogy hogy fejezzük ki az összefüggőségi feltételt ilyen CNF formában. A válasz, </w:t>
       </w:r>
       <w:r>
         <w:t xml:space="preserve">amelyre az </w:t>
@@ -5532,52 +4911,62 @@
         </w:r>
       </w:hyperlink>
       <w:r>
-        <w:t xml:space="preserve"> készítői is jutottak, hogy nem muszáj.</w:t>
+        <w:t xml:space="preserve"> készítői is jutottak, hogy nem muszáj. </w:t>
+      </w:r>
+      <w:r>
+        <w:t>A jelenlegi algoritmus</w:t>
+      </w:r>
+      <w:r>
+        <w:t xml:space="preserve"> tehát</w:t>
+      </w:r>
+      <w:r>
+        <w:t>, az első két szabály alapján</w:t>
+      </w:r>
+      <w:r>
+        <w:t xml:space="preserve"> generált megoldást aláveti a harmadik követelménynek: minden megtalált </w:t>
+      </w:r>
+      <w:r>
+        <w:t>hurkot</w:t>
+      </w:r>
+      <w:r>
+        <w:t xml:space="preserve"> egyenként hozzáad, mint </w:t>
+      </w:r>
+      <w:r>
+        <w:t>új</w:t>
       </w:r>
       <w:r>
         <w:t xml:space="preserve"> </w:t>
       </w:r>
       <w:r>
-        <w:t>A jelenlegi algoritmus</w:t>
-      </w:r>
-      <w:r>
-        <w:t xml:space="preserve"> tehát</w:t>
-      </w:r>
-      <w:r>
-        <w:t>, az első két szabály alapján</w:t>
-      </w:r>
-      <w:r>
-        <w:t xml:space="preserve"> generált megoldást aláveti a harmadik követelménynek: minden megtalált </w:t>
-      </w:r>
-      <w:r>
-        <w:t>hurkot</w:t>
-      </w:r>
-      <w:r>
-        <w:t xml:space="preserve"> egyenként hozzáad, mint </w:t>
-      </w:r>
-      <w:r>
-        <w:t>új</w:t>
-      </w:r>
-      <w:r>
+        <w:t xml:space="preserve">„negatív” </w:t>
+      </w:r>
+      <w:r>
+        <w:t xml:space="preserve">követelmény </w:t>
+      </w:r>
+      <w:r>
+        <w:rPr>
+          <w:lang w:val="en-US"/>
+        </w:rPr>
+        <w:t>(vagyis, (</w:t>
+      </w:r>
+      <w:r>
+        <w:rPr>
+          <w:rFonts w:ascii="Cambria Math" w:hAnsi="Cambria Math"/>
+        </w:rPr>
+        <w:t>¬A ∨</w:t>
+      </w:r>
+      <w:r>
+        <w:rPr>
+          <w:rFonts w:ascii="Cambria Math" w:hAnsi="Cambria Math"/>
+          <w:lang w:val="en-US"/>
+        </w:rPr>
         <w:t xml:space="preserve"> </w:t>
       </w:r>
       <w:r>
-        <w:t xml:space="preserve">„negatív” </w:t>
-      </w:r>
-      <w:r>
-        <w:t xml:space="preserve">követelmény </w:t>
-      </w:r>
-      <w:r>
-        <w:rPr>
-          <w:lang w:val="en-US"/>
-        </w:rPr>
-        <w:t>(vagyis, (</w:t>
-      </w:r>
-      <w:r>
-        <w:rPr>
-          <w:rFonts w:ascii="Cambria Math" w:hAnsi="Cambria Math"/>
-        </w:rPr>
-        <w:t>¬A ∨</w:t>
+        <w:rPr>
+          <w:rFonts w:ascii="Cambria Math" w:hAnsi="Cambria Math"/>
+        </w:rPr>
+        <w:t>¬B</w:t>
       </w:r>
       <w:r>
         <w:rPr>
@@ -5590,7 +4979,7 @@
         <w:rPr>
           <w:rFonts w:ascii="Cambria Math" w:hAnsi="Cambria Math"/>
         </w:rPr>
-        <w:t>¬B</w:t>
+        <w:t>∨</w:t>
       </w:r>
       <w:r>
         <w:rPr>
@@ -5603,19 +4992,6 @@
         <w:rPr>
           <w:rFonts w:ascii="Cambria Math" w:hAnsi="Cambria Math"/>
         </w:rPr>
-        <w:t>∨</w:t>
-      </w:r>
-      <w:r>
-        <w:rPr>
-          <w:rFonts w:ascii="Cambria Math" w:hAnsi="Cambria Math"/>
-          <w:lang w:val="en-US"/>
-        </w:rPr>
-        <w:t xml:space="preserve"> </w:t>
-      </w:r>
-      <w:r>
-        <w:rPr>
-          <w:rFonts w:ascii="Cambria Math" w:hAnsi="Cambria Math"/>
-        </w:rPr>
         <w:t>¬C ∨ . . . ¬Z</w:t>
       </w:r>
       <w:r>
@@ -5665,11 +5041,11 @@
       <w:pPr>
         <w:pStyle w:val="Heading2"/>
       </w:pPr>
-      <w:bookmarkStart w:id="12" w:name="_Toc228808652"/>
+      <w:bookmarkStart w:id="13" w:name="_Toc228947739"/>
       <w:r>
         <w:t>Technikai részletek</w:t>
       </w:r>
-      <w:bookmarkEnd w:id="12"/>
+      <w:bookmarkEnd w:id="13"/>
     </w:p>
     <w:p>
       <w:pPr>
@@ -5732,11 +5108,11 @@
       <w:pPr>
         <w:pStyle w:val="Heading2"/>
       </w:pPr>
-      <w:bookmarkStart w:id="13" w:name="_Toc228808653"/>
+      <w:bookmarkStart w:id="14" w:name="_Toc228947740"/>
       <w:r>
         <w:t>Futási idő</w:t>
       </w:r>
-      <w:bookmarkEnd w:id="13"/>
+      <w:bookmarkEnd w:id="14"/>
     </w:p>
     <w:p>
       <w:r>
@@ -6113,14 +5489,34 @@
     <w:p/>
     <w:p>
       <w:r>
-        <w:t xml:space="preserve">Vannak viszont olyan táblák, amelyek az átlagszámolásból ki lettek hagyva, amik messze meghaladják ezeket az átlagértékeket. A pregenboards-ba elmentettem egy párat, </w:t>
-      </w:r>
-      <w:r>
-        <w:t xml:space="preserve">viszont ezt csak </w:t>
-      </w:r>
-      <w:r>
-        <w:lastRenderedPageBreak/>
-        <w:t xml:space="preserve">a tesztelés végén vezettem be, ezért nincs olyan sok. A legrosszabb azok közül amelyeket elmenttettem az a </w:t>
+        <w:t>Az említett legjobb és legrosszabb 5%</w:t>
+      </w:r>
+      <w:r>
+        <w:t xml:space="preserve"> viszont </w:t>
+      </w:r>
+      <w:r>
+        <w:t xml:space="preserve">tartalmaz olyan </w:t>
+      </w:r>
+      <w:r>
+        <w:t>táblák</w:t>
+      </w:r>
+      <w:r>
+        <w:t>at</w:t>
+      </w:r>
+      <w:r>
+        <w:t xml:space="preserve">, amelyek az átlagszámolásból ki lettek hagyva, amik messze meghaladják ezeket az átlagértékeket. A </w:t>
+      </w:r>
+      <w:r>
+        <w:t>pregenboards-ban megtalálható egy pár példa</w:t>
+      </w:r>
+      <w:r>
+        <w:t xml:space="preserve">. A legrosszabb </w:t>
+      </w:r>
+      <w:r>
+        <w:t>közülük</w:t>
+      </w:r>
+      <w:r>
+        <w:t xml:space="preserve"> az a </w:t>
       </w:r>
       <w:r>
         <w:rPr>
@@ -6148,7 +5544,7 @@
           <w:lang w:val="en-US"/>
         </w:rPr>
       </w:pPr>
-      <w:bookmarkStart w:id="14" w:name="_Toc228808654"/>
+      <w:bookmarkStart w:id="15" w:name="_Toc228947741"/>
       <w:r>
         <w:rPr>
           <w:lang w:val="en-US"/>
@@ -6156,17 +5552,17 @@
         <w:lastRenderedPageBreak/>
         <w:t>A generátor</w:t>
       </w:r>
-      <w:bookmarkEnd w:id="14"/>
+      <w:bookmarkEnd w:id="15"/>
     </w:p>
     <w:p>
       <w:pPr>
         <w:pStyle w:val="Heading2"/>
       </w:pPr>
-      <w:bookmarkStart w:id="15" w:name="_Toc228808655"/>
+      <w:bookmarkStart w:id="16" w:name="_Toc228947742"/>
       <w:r>
         <w:t>Háttér</w:t>
       </w:r>
-      <w:bookmarkEnd w:id="15"/>
+      <w:bookmarkEnd w:id="16"/>
     </w:p>
     <w:p>
       <w:r>
@@ -6176,10 +5572,7 @@
         <w:t xml:space="preserve">kezdetben </w:t>
       </w:r>
       <w:r>
-        <w:t>csak egy különálló forrásanyagot</w:t>
-      </w:r>
-      <w:r>
-        <w:t xml:space="preserve"> találtam</w:t>
+        <w:t>csak egy különálló forrásanyagot találtam</w:t>
       </w:r>
       <w:r>
         <w:t>:</w:t>
@@ -6250,11 +5643,11 @@
       <w:pPr>
         <w:pStyle w:val="Heading2"/>
       </w:pPr>
-      <w:bookmarkStart w:id="16" w:name="_Toc228808656"/>
+      <w:bookmarkStart w:id="17" w:name="_Toc228947743"/>
       <w:r>
         <w:t>Algoritmus</w:t>
       </w:r>
-      <w:bookmarkEnd w:id="16"/>
+      <w:bookmarkEnd w:id="17"/>
     </w:p>
     <w:p>
       <w:pPr>
@@ -6719,7 +6112,6 @@
         <w:rPr>
           <w:lang w:val="en-US"/>
         </w:rPr>
-        <w:lastRenderedPageBreak/>
         <w:t>toflood – floodedcells &gt; 0 and totaltries &lt;= intrusions * 5 and totalfailures &lt; maxfailures * 2</w:t>
       </w:r>
     </w:p>
@@ -6732,6 +6124,7 @@
         </w:numPr>
       </w:pPr>
       <w:r>
+        <w:lastRenderedPageBreak/>
         <w:t xml:space="preserve">A loop-on belül a következő folyamat történik: amennyiben még van előregenerált </w:t>
       </w:r>
       <w:r>
@@ -7119,18 +6512,12 @@
         <w:rPr>
           <w:lang w:val="ro-RO"/>
         </w:rPr>
-        <w:t xml:space="preserve">Továbbá, visszatérve a blogposzthoz, párszor átfutunk a táblázaton és próbáljuk növelni a kacskaringóságát. Egy cella megváltoztatása a következő két esetben (és az összes </w:t>
-      </w:r>
-      <w:r>
-        <w:rPr>
-          <w:lang w:val="ro-RO"/>
-        </w:rPr>
-        <w:lastRenderedPageBreak/>
-        <w:t>fordítással kapott változatukban) eredményezi a kacskaringósság növekedését:</w:t>
+        <w:t>Továbbá, visszatérve a blogposzthoz, párszor átfutunk a táblázaton és próbáljuk növelni a kacskaringóságát. Egy cella megváltoztatása a következő két esetben (és az összes fordítással kapott változatukban) eredményezi a kacskaringósság növekedését:</w:t>
       </w:r>
       <w:r>
         <w:rPr>
           <w:noProof/>
+          <w:lang w:val="en-US"/>
         </w:rPr>
         <w:drawing>
           <wp:inline distT="0" distB="0" distL="0" distR="0" wp14:anchorId="60171CF4" wp14:editId="309D02AD">
@@ -7183,6 +6570,7 @@
         <w:rPr>
           <w:lang w:val="ro-RO"/>
         </w:rPr>
+        <w:lastRenderedPageBreak/>
         <w:t xml:space="preserve">Ahol az X-el </w:t>
       </w:r>
       <w:r>
@@ -7287,54 +6675,9 @@
       <w:pPr>
         <w:pStyle w:val="Heading2"/>
       </w:pPr>
-      <w:bookmarkStart w:id="17" w:name="_Toc228808657"/>
+      <w:bookmarkStart w:id="18" w:name="_Toc228947744"/>
       <w:r>
         <w:lastRenderedPageBreak/>
-        <w:t>Szubjektív megítélés</w:t>
-      </w:r>
-      <w:bookmarkEnd w:id="17"/>
-    </w:p>
-    <w:p>
-      <w:r>
-        <w:t xml:space="preserve">Kicsi méretekre </w:t>
-      </w:r>
-      <w:r>
-        <w:rPr>
-          <w:lang w:val="en-US"/>
-        </w:rPr>
-        <w:t xml:space="preserve">(10x10 alatt) </w:t>
-      </w:r>
-      <w:r>
-        <w:t>eléggé sablonos</w:t>
-      </w:r>
-      <w:r>
-        <w:rPr>
-          <w:lang w:val="en-US"/>
-        </w:rPr>
-        <w:t>/</w:t>
-      </w:r>
-      <w:r>
-        <w:t>unalmas formájú problémákat generál</w:t>
-      </w:r>
-      <w:r>
-        <w:t xml:space="preserve">, de viszont 15x15-től felfele már eléggé érdekes </w:t>
-      </w:r>
-      <w:r>
-        <w:t>formákat tud kihozni, tehát össz</w:t>
-      </w:r>
-      <w:r>
-        <w:t>ességében</w:t>
-      </w:r>
-      <w:r>
-        <w:t xml:space="preserve"> elégedett vagyok vele.</w:t>
-      </w:r>
-    </w:p>
-    <w:p>
-      <w:pPr>
-        <w:pStyle w:val="Heading2"/>
-      </w:pPr>
-      <w:bookmarkStart w:id="18" w:name="_Toc228808658"/>
-      <w:r>
         <w:t>Futási idő</w:t>
       </w:r>
       <w:bookmarkEnd w:id="18"/>
@@ -7347,22 +6690,10 @@
         <w:t>amely</w:t>
       </w:r>
       <w:r>
-        <w:t xml:space="preserve"> tartalmaz egy Ryzen 7 58</w:t>
-      </w:r>
-      <w:r>
-        <w:rPr>
-          <w:lang w:val="en-US"/>
-        </w:rPr>
-        <w:t xml:space="preserve">00X3D CPU-t, egy RX 6600 GPU-t és 32 GB 2400 MHz-es RAM-ot. Ennek függvényében, </w:t>
-      </w:r>
-      <w:r>
-        <w:rPr>
-          <w:lang w:val="en-US"/>
-        </w:rPr>
-        <w:t>a bizonyos t</w:t>
-      </w:r>
-      <w:r>
-        <w:t>áblaméretek</w:t>
+        <w:t xml:space="preserve"> tartalmaz egy Ryzen 7 5800X3D CPU-t, egy RX 6600 GPU-t és 32 GB 2400 MHz-es RAM-ot. Ennek függvényében, </w:t>
+      </w:r>
+      <w:r>
+        <w:t>a bizonyos táblaméretek</w:t>
       </w:r>
       <w:r>
         <w:t xml:space="preserve"> átlag generálási ideje</w:t>
@@ -7371,13 +6702,7 @@
         <w:t xml:space="preserve">, </w:t>
       </w:r>
       <w:r>
-        <w:rPr>
-          <w:lang w:val="en-US"/>
-        </w:rPr>
-        <w:t>mindegyikn</w:t>
-      </w:r>
-      <w:r>
-        <w:t xml:space="preserve">él </w:t>
+        <w:t xml:space="preserve">mindegyiknél </w:t>
       </w:r>
       <w:r>
         <w:t>100</w:t>
@@ -7728,7 +7053,7 @@
       <w:pPr>
         <w:pStyle w:val="Heading1"/>
       </w:pPr>
-      <w:bookmarkStart w:id="19" w:name="_Toc228808660"/>
+      <w:bookmarkStart w:id="19" w:name="_Toc228947745"/>
       <w:r>
         <w:rPr>
           <w:lang w:val="en-US"/>
@@ -7994,7 +7319,7 @@
     </w:p>
     <w:sectPr>
       <w:footerReference w:type="default" r:id="rId26"/>
-      <w:pgSz w:w="12240" w:h="15840"/>
+      <w:pgSz w:w="11906" w:h="16838" w:code="9"/>
       <w:pgMar w:top="1440" w:right="1440" w:bottom="1440" w:left="1440" w:header="720" w:footer="720" w:gutter="0"/>
       <w:cols w:space="720"/>
       <w:docGrid w:linePitch="360"/>
@@ -8004,7 +7329,7 @@
 </file>
 
 <file path=word/endnotes.xml><?xml version="1.0" encoding="utf-8"?>
-<w:endnotes xmlns:wpc="http://schemas.microsoft.com/office/word/2010/wordprocessingCanvas" xmlns:cx="http://schemas.microsoft.com/office/drawing/2014/chartex" xmlns:cx1="http://schemas.microsoft.com/office/drawing/2015/9/8/chartex" xmlns:cx2="http://schemas.microsoft.com/office/drawing/2015/10/21/chartex" xmlns:cx3="http://schemas.microsoft.com/office/drawing/2016/5/9/chartex" xmlns:cx4="http://schemas.microsoft.com/office/drawing/2016/5/10/chartex" xmlns:cx5="http://schemas.microsoft.com/office/drawing/2016/5/11/chartex" xmlns:cx6="http://schemas.microsoft.com/office/drawing/2016/5/12/chartex" xmlns:cx7="http://schemas.microsoft.com/office/drawing/2016/5/13/chartex" xmlns:cx8="http://schemas.microsoft.com/office/drawing/2016/5/14/chartex" xmlns:mc="http://schemas.openxmlformats.org/markup-compatibility/2006" xmlns:aink="http://schemas.microsoft.com/office/drawing/2016/ink" xmlns:am3d="http://schemas.microsoft.com/office/drawing/2017/model3d" xmlns:o="urn:schemas-microsoft-com:office:office" xmlns:oel="http://schemas.microsoft.com/office/2019/extlst" xmlns:r="http://schemas.openxmlformats.org/officeDocument/2006/relationships" xmlns:m="http://schemas.openxmlformats.org/officeDocument/2006/math" xmlns:v="urn:schemas-microsoft-com:vml" xmlns:wp14="http://schemas.microsoft.com/office/word/2010/wordprocessingDrawing" xmlns:wp="http://schemas.openxmlformats.org/drawingml/2006/wordprocessingDrawing" xmlns:w10="urn:schemas-microsoft-com:office:word" xmlns:w="http://schemas.openxmlformats.org/wordprocessingml/2006/main" xmlns:w14="http://schemas.microsoft.com/office/word/2010/wordml" xmlns:w15="http://schemas.microsoft.com/office/word/2012/wordml" xmlns:w16cex="http://schemas.microsoft.com/office/word/2018/wordml/cex" xmlns:w16cid="http://schemas.microsoft.com/office/word/2016/wordml/cid" xmlns:w16="http://schemas.microsoft.com/office/word/2018/wordml" xmlns:w16du="http://schemas.microsoft.com/office/word/2023/wordml/word16du" xmlns:w16sdtdh="http://schemas.microsoft.com/office/word/2020/wordml/sdtdatahash" xmlns:w16sdtfl="http://schemas.microsoft.com/office/word/2024/wordml/sdtformatlock" xmlns:w16se="http://schemas.microsoft.com/office/word/2015/wordml/symex" xmlns:wpg="http://schemas.microsoft.com/office/word/2010/wordprocessingGroup" xmlns:wpi="http://schemas.microsoft.com/office/word/2010/wordprocessingInk" xmlns:wne="http://schemas.microsoft.com/office/word/2006/wordml" xmlns:wps="http://schemas.microsoft.com/office/word/2010/wordprocessingShape" mc:Ignorable="w14 w15 w16se w16cid w16 w16cex w16sdtdh w16sdtfl w16du wp14">
+<w:endnotes xmlns:wpc="http://schemas.microsoft.com/office/word/2010/wordprocessingCanvas" xmlns:cx="http://schemas.microsoft.com/office/drawing/2014/chartex" xmlns:mc="http://schemas.openxmlformats.org/markup-compatibility/2006" xmlns:o="urn:schemas-microsoft-com:office:office" xmlns:r="http://schemas.openxmlformats.org/officeDocument/2006/relationships" xmlns:m="http://schemas.openxmlformats.org/officeDocument/2006/math" xmlns:v="urn:schemas-microsoft-com:vml" xmlns:wp14="http://schemas.microsoft.com/office/word/2010/wordprocessingDrawing" xmlns:wp="http://schemas.openxmlformats.org/drawingml/2006/wordprocessingDrawing" xmlns:w10="urn:schemas-microsoft-com:office:word" xmlns:w="http://schemas.openxmlformats.org/wordprocessingml/2006/main" xmlns:w14="http://schemas.microsoft.com/office/word/2010/wordml" xmlns:w15="http://schemas.microsoft.com/office/word/2012/wordml" xmlns:w16se="http://schemas.microsoft.com/office/word/2015/wordml/symex" xmlns:wpg="http://schemas.microsoft.com/office/word/2010/wordprocessingGroup" xmlns:wpi="http://schemas.microsoft.com/office/word/2010/wordprocessingInk" xmlns:wne="http://schemas.microsoft.com/office/word/2006/wordml" xmlns:wps="http://schemas.microsoft.com/office/word/2010/wordprocessingShape" mc:Ignorable="w14 w15 w16se wp14">
   <w:endnote w:type="separator" w:id="-1">
     <w:p>
       <w:r>
@@ -8023,10 +7348,10 @@
 </file>
 
 <file path=word/footer1.xml><?xml version="1.0" encoding="utf-8"?>
-<w:ftr xmlns:wpc="http://schemas.microsoft.com/office/word/2010/wordprocessingCanvas" xmlns:cx="http://schemas.microsoft.com/office/drawing/2014/chartex" xmlns:cx1="http://schemas.microsoft.com/office/drawing/2015/9/8/chartex" xmlns:cx2="http://schemas.microsoft.com/office/drawing/2015/10/21/chartex" xmlns:cx3="http://schemas.microsoft.com/office/drawing/2016/5/9/chartex" xmlns:cx4="http://schemas.microsoft.com/office/drawing/2016/5/10/chartex" xmlns:cx5="http://schemas.microsoft.com/office/drawing/2016/5/11/chartex" xmlns:cx6="http://schemas.microsoft.com/office/drawing/2016/5/12/chartex" xmlns:cx7="http://schemas.microsoft.com/office/drawing/2016/5/13/chartex" xmlns:cx8="http://schemas.microsoft.com/office/drawing/2016/5/14/chartex" xmlns:mc="http://schemas.openxmlformats.org/markup-compatibility/2006" xmlns:aink="http://schemas.microsoft.com/office/drawing/2016/ink" xmlns:am3d="http://schemas.microsoft.com/office/drawing/2017/model3d" xmlns:o="urn:schemas-microsoft-com:office:office" xmlns:oel="http://schemas.microsoft.com/office/2019/extlst" xmlns:r="http://schemas.openxmlformats.org/officeDocument/2006/relationships" xmlns:m="http://schemas.openxmlformats.org/officeDocument/2006/math" xmlns:v="urn:schemas-microsoft-com:vml" xmlns:wp14="http://schemas.microsoft.com/office/word/2010/wordprocessingDrawing" xmlns:wp="http://schemas.openxmlformats.org/drawingml/2006/wordprocessingDrawing" xmlns:w10="urn:schemas-microsoft-com:office:word" xmlns:w="http://schemas.openxmlformats.org/wordprocessingml/2006/main" xmlns:w14="http://schemas.microsoft.com/office/word/2010/wordml" xmlns:w15="http://schemas.microsoft.com/office/word/2012/wordml" xmlns:w16cex="http://schemas.microsoft.com/office/word/2018/wordml/cex" xmlns:w16cid="http://schemas.microsoft.com/office/word/2016/wordml/cid" xmlns:w16="http://schemas.microsoft.com/office/word/2018/wordml" xmlns:w16du="http://schemas.microsoft.com/office/word/2023/wordml/word16du" xmlns:w16sdtdh="http://schemas.microsoft.com/office/word/2020/wordml/sdtdatahash" xmlns:w16sdtfl="http://schemas.microsoft.com/office/word/2024/wordml/sdtformatlock" xmlns:w16se="http://schemas.microsoft.com/office/word/2015/wordml/symex" xmlns:wpg="http://schemas.microsoft.com/office/word/2010/wordprocessingGroup" xmlns:wpi="http://schemas.microsoft.com/office/word/2010/wordprocessingInk" xmlns:wne="http://schemas.microsoft.com/office/word/2006/wordml" xmlns:wps="http://schemas.microsoft.com/office/word/2010/wordprocessingShape" mc:Ignorable="w14 w15 w16se w16cid w16 w16cex w16sdtdh w16sdtfl w16du wp14">
+<w:ftr xmlns:wpc="http://schemas.microsoft.com/office/word/2010/wordprocessingCanvas" xmlns:cx="http://schemas.microsoft.com/office/drawing/2014/chartex" xmlns:mc="http://schemas.openxmlformats.org/markup-compatibility/2006" xmlns:o="urn:schemas-microsoft-com:office:office" xmlns:r="http://schemas.openxmlformats.org/officeDocument/2006/relationships" xmlns:m="http://schemas.openxmlformats.org/officeDocument/2006/math" xmlns:v="urn:schemas-microsoft-com:vml" xmlns:wp14="http://schemas.microsoft.com/office/word/2010/wordprocessingDrawing" xmlns:wp="http://schemas.openxmlformats.org/drawingml/2006/wordprocessingDrawing" xmlns:w10="urn:schemas-microsoft-com:office:word" xmlns:w="http://schemas.openxmlformats.org/wordprocessingml/2006/main" xmlns:w14="http://schemas.microsoft.com/office/word/2010/wordml" xmlns:w15="http://schemas.microsoft.com/office/word/2012/wordml" xmlns:w16se="http://schemas.microsoft.com/office/word/2015/wordml/symex" xmlns:wpg="http://schemas.microsoft.com/office/word/2010/wordprocessingGroup" xmlns:wpi="http://schemas.microsoft.com/office/word/2010/wordprocessingInk" xmlns:wne="http://schemas.microsoft.com/office/word/2006/wordml" xmlns:wps="http://schemas.microsoft.com/office/word/2010/wordprocessingShape" mc:Ignorable="w14 w15 w16se wp14">
   <w:sdt>
     <w:sdtPr>
-      <w:id w:val="-615830909"/>
+      <w:id w:val="2023814831"/>
       <w:docPartObj>
         <w:docPartGallery w:val="Page Numbers (Bottom of Page)"/>
         <w:docPartUnique/>
@@ -8056,7 +7381,7 @@
           <w:rPr>
             <w:noProof/>
           </w:rPr>
-          <w:t>2</w:t>
+          <w:t>19</w:t>
         </w:r>
         <w:r>
           <w:rPr>
@@ -8076,7 +7401,7 @@
 </file>
 
 <file path=word/footnotes.xml><?xml version="1.0" encoding="utf-8"?>
-<w:footnotes xmlns:wpc="http://schemas.microsoft.com/office/word/2010/wordprocessingCanvas" xmlns:cx="http://schemas.microsoft.com/office/drawing/2014/chartex" xmlns:cx1="http://schemas.microsoft.com/office/drawing/2015/9/8/chartex" xmlns:cx2="http://schemas.microsoft.com/office/drawing/2015/10/21/chartex" xmlns:cx3="http://schemas.microsoft.com/office/drawing/2016/5/9/chartex" xmlns:cx4="http://schemas.microsoft.com/office/drawing/2016/5/10/chartex" xmlns:cx5="http://schemas.microsoft.com/office/drawing/2016/5/11/chartex" xmlns:cx6="http://schemas.microsoft.com/office/drawing/2016/5/12/chartex" xmlns:cx7="http://schemas.microsoft.com/office/drawing/2016/5/13/chartex" xmlns:cx8="http://schemas.microsoft.com/office/drawing/2016/5/14/chartex" xmlns:mc="http://schemas.openxmlformats.org/markup-compatibility/2006" xmlns:aink="http://schemas.microsoft.com/office/drawing/2016/ink" xmlns:am3d="http://schemas.microsoft.com/office/drawing/2017/model3d" xmlns:o="urn:schemas-microsoft-com:office:office" xmlns:oel="http://schemas.microsoft.com/office/2019/extlst" xmlns:r="http://schemas.openxmlformats.org/officeDocument/2006/relationships" xmlns:m="http://schemas.openxmlformats.org/officeDocument/2006/math" xmlns:v="urn:schemas-microsoft-com:vml" xmlns:wp14="http://schemas.microsoft.com/office/word/2010/wordprocessingDrawing" xmlns:wp="http://schemas.openxmlformats.org/drawingml/2006/wordprocessingDrawing" xmlns:w10="urn:schemas-microsoft-com:office:word" xmlns:w="http://schemas.openxmlformats.org/wordprocessingml/2006/main" xmlns:w14="http://schemas.microsoft.com/office/word/2010/wordml" xmlns:w15="http://schemas.microsoft.com/office/word/2012/wordml" xmlns:w16cex="http://schemas.microsoft.com/office/word/2018/wordml/cex" xmlns:w16cid="http://schemas.microsoft.com/office/word/2016/wordml/cid" xmlns:w16="http://schemas.microsoft.com/office/word/2018/wordml" xmlns:w16du="http://schemas.microsoft.com/office/word/2023/wordml/word16du" xmlns:w16sdtdh="http://schemas.microsoft.com/office/word/2020/wordml/sdtdatahash" xmlns:w16sdtfl="http://schemas.microsoft.com/office/word/2024/wordml/sdtformatlock" xmlns:w16se="http://schemas.microsoft.com/office/word/2015/wordml/symex" xmlns:wpg="http://schemas.microsoft.com/office/word/2010/wordprocessingGroup" xmlns:wpi="http://schemas.microsoft.com/office/word/2010/wordprocessingInk" xmlns:wne="http://schemas.microsoft.com/office/word/2006/wordml" xmlns:wps="http://schemas.microsoft.com/office/word/2010/wordprocessingShape" mc:Ignorable="w14 w15 w16se w16cid w16 w16cex w16sdtdh w16sdtfl w16du wp14">
+<w:footnotes xmlns:wpc="http://schemas.microsoft.com/office/word/2010/wordprocessingCanvas" xmlns:cx="http://schemas.microsoft.com/office/drawing/2014/chartex" xmlns:mc="http://schemas.openxmlformats.org/markup-compatibility/2006" xmlns:o="urn:schemas-microsoft-com:office:office" xmlns:r="http://schemas.openxmlformats.org/officeDocument/2006/relationships" xmlns:m="http://schemas.openxmlformats.org/officeDocument/2006/math" xmlns:v="urn:schemas-microsoft-com:vml" xmlns:wp14="http://schemas.microsoft.com/office/word/2010/wordprocessingDrawing" xmlns:wp="http://schemas.openxmlformats.org/drawingml/2006/wordprocessingDrawing" xmlns:w10="urn:schemas-microsoft-com:office:word" xmlns:w="http://schemas.openxmlformats.org/wordprocessingml/2006/main" xmlns:w14="http://schemas.microsoft.com/office/word/2010/wordml" xmlns:w15="http://schemas.microsoft.com/office/word/2012/wordml" xmlns:w16se="http://schemas.microsoft.com/office/word/2015/wordml/symex" xmlns:wpg="http://schemas.microsoft.com/office/word/2010/wordprocessingGroup" xmlns:wpi="http://schemas.microsoft.com/office/word/2010/wordprocessingInk" xmlns:wne="http://schemas.microsoft.com/office/word/2006/wordml" xmlns:wps="http://schemas.microsoft.com/office/word/2010/wordprocessingShape" mc:Ignorable="w14 w15 w16se wp14">
   <w:footnote w:type="separator" w:id="-1">
     <w:p>
       <w:r>
@@ -8295,7 +7620,7 @@
 </file>
 
 <file path=word/numbering.xml><?xml version="1.0" encoding="utf-8"?>
-<w:numbering xmlns:wpc="http://schemas.microsoft.com/office/word/2010/wordprocessingCanvas" xmlns:cx="http://schemas.microsoft.com/office/drawing/2014/chartex" xmlns:cx1="http://schemas.microsoft.com/office/drawing/2015/9/8/chartex" xmlns:cx2="http://schemas.microsoft.com/office/drawing/2015/10/21/chartex" xmlns:cx3="http://schemas.microsoft.com/office/drawing/2016/5/9/chartex" xmlns:cx4="http://schemas.microsoft.com/office/drawing/2016/5/10/chartex" xmlns:cx5="http://schemas.microsoft.com/office/drawing/2016/5/11/chartex" xmlns:cx6="http://schemas.microsoft.com/office/drawing/2016/5/12/chartex" xmlns:cx7="http://schemas.microsoft.com/office/drawing/2016/5/13/chartex" xmlns:cx8="http://schemas.microsoft.com/office/drawing/2016/5/14/chartex" xmlns:mc="http://schemas.openxmlformats.org/markup-compatibility/2006" xmlns:aink="http://schemas.microsoft.com/office/drawing/2016/ink" xmlns:am3d="http://schemas.microsoft.com/office/drawing/2017/model3d" xmlns:o="urn:schemas-microsoft-com:office:office" xmlns:oel="http://schemas.microsoft.com/office/2019/extlst" xmlns:r="http://schemas.openxmlformats.org/officeDocument/2006/relationships" xmlns:m="http://schemas.openxmlformats.org/officeDocument/2006/math" xmlns:v="urn:schemas-microsoft-com:vml" xmlns:wp14="http://schemas.microsoft.com/office/word/2010/wordprocessingDrawing" xmlns:wp="http://schemas.openxmlformats.org/drawingml/2006/wordprocessingDrawing" xmlns:w10="urn:schemas-microsoft-com:office:word" xmlns:w="http://schemas.openxmlformats.org/wordprocessingml/2006/main" xmlns:w14="http://schemas.microsoft.com/office/word/2010/wordml" xmlns:w15="http://schemas.microsoft.com/office/word/2012/wordml" xmlns:w16cex="http://schemas.microsoft.com/office/word/2018/wordml/cex" xmlns:w16cid="http://schemas.microsoft.com/office/word/2016/wordml/cid" xmlns:w16="http://schemas.microsoft.com/office/word/2018/wordml" xmlns:w16du="http://schemas.microsoft.com/office/word/2023/wordml/word16du" xmlns:w16sdtdh="http://schemas.microsoft.com/office/word/2020/wordml/sdtdatahash" xmlns:w16sdtfl="http://schemas.microsoft.com/office/word/2024/wordml/sdtformatlock" xmlns:w16se="http://schemas.microsoft.com/office/word/2015/wordml/symex" xmlns:wpg="http://schemas.microsoft.com/office/word/2010/wordprocessingGroup" xmlns:wpi="http://schemas.microsoft.com/office/word/2010/wordprocessingInk" xmlns:wne="http://schemas.microsoft.com/office/word/2006/wordml" xmlns:wps="http://schemas.microsoft.com/office/word/2010/wordprocessingShape" mc:Ignorable="w14 w15 w16se w16cid w16 w16cex w16sdtdh w16sdtfl w16du wp14">
+<w:numbering xmlns:wpc="http://schemas.microsoft.com/office/word/2010/wordprocessingCanvas" xmlns:cx="http://schemas.microsoft.com/office/drawing/2014/chartex" xmlns:mc="http://schemas.openxmlformats.org/markup-compatibility/2006" xmlns:o="urn:schemas-microsoft-com:office:office" xmlns:r="http://schemas.openxmlformats.org/officeDocument/2006/relationships" xmlns:m="http://schemas.openxmlformats.org/officeDocument/2006/math" xmlns:v="urn:schemas-microsoft-com:vml" xmlns:wp14="http://schemas.microsoft.com/office/word/2010/wordprocessingDrawing" xmlns:wp="http://schemas.openxmlformats.org/drawingml/2006/wordprocessingDrawing" xmlns:w10="urn:schemas-microsoft-com:office:word" xmlns:w="http://schemas.openxmlformats.org/wordprocessingml/2006/main" xmlns:w14="http://schemas.microsoft.com/office/word/2010/wordml" xmlns:w15="http://schemas.microsoft.com/office/word/2012/wordml" xmlns:w16se="http://schemas.microsoft.com/office/word/2015/wordml/symex" xmlns:wpg="http://schemas.microsoft.com/office/word/2010/wordprocessingGroup" xmlns:wpi="http://schemas.microsoft.com/office/word/2010/wordprocessingInk" xmlns:wne="http://schemas.microsoft.com/office/word/2006/wordml" xmlns:wps="http://schemas.microsoft.com/office/word/2010/wordprocessingShape" mc:Ignorable="w14 w15 w16se wp14">
   <w:abstractNum w:abstractNumId="0" w15:restartNumberingAfterBreak="0">
     <w:nsid w:val="03D65EBD"/>
     <w:multiLevelType w:val="hybridMultilevel"/>
@@ -9925,56 +9250,56 @@
       </w:rPr>
     </w:lvl>
   </w:abstractNum>
-  <w:num w:numId="1" w16cid:durableId="1739595529">
+  <w:num w:numId="1">
     <w:abstractNumId w:val="14"/>
   </w:num>
-  <w:num w:numId="2" w16cid:durableId="917131959">
+  <w:num w:numId="2">
     <w:abstractNumId w:val="1"/>
   </w:num>
-  <w:num w:numId="3" w16cid:durableId="483470556">
+  <w:num w:numId="3">
     <w:abstractNumId w:val="7"/>
   </w:num>
-  <w:num w:numId="4" w16cid:durableId="1353654560">
+  <w:num w:numId="4">
     <w:abstractNumId w:val="13"/>
   </w:num>
-  <w:num w:numId="5" w16cid:durableId="788672208">
+  <w:num w:numId="5">
     <w:abstractNumId w:val="2"/>
   </w:num>
-  <w:num w:numId="6" w16cid:durableId="1666281136">
+  <w:num w:numId="6">
     <w:abstractNumId w:val="4"/>
   </w:num>
-  <w:num w:numId="7" w16cid:durableId="861433254">
+  <w:num w:numId="7">
     <w:abstractNumId w:val="11"/>
   </w:num>
-  <w:num w:numId="8" w16cid:durableId="1541547236">
+  <w:num w:numId="8">
     <w:abstractNumId w:val="0"/>
   </w:num>
-  <w:num w:numId="9" w16cid:durableId="1759324703">
+  <w:num w:numId="9">
     <w:abstractNumId w:val="5"/>
   </w:num>
-  <w:num w:numId="10" w16cid:durableId="450251179">
+  <w:num w:numId="10">
     <w:abstractNumId w:val="12"/>
   </w:num>
-  <w:num w:numId="11" w16cid:durableId="1732656160">
+  <w:num w:numId="11">
     <w:abstractNumId w:val="10"/>
   </w:num>
-  <w:num w:numId="12" w16cid:durableId="1562786046">
+  <w:num w:numId="12">
     <w:abstractNumId w:val="3"/>
   </w:num>
-  <w:num w:numId="13" w16cid:durableId="1160971291">
+  <w:num w:numId="13">
     <w:abstractNumId w:val="6"/>
   </w:num>
-  <w:num w:numId="14" w16cid:durableId="2027361359">
+  <w:num w:numId="14">
     <w:abstractNumId w:val="9"/>
   </w:num>
-  <w:num w:numId="15" w16cid:durableId="1426222434">
+  <w:num w:numId="15">
     <w:abstractNumId w:val="8"/>
   </w:num>
 </w:numbering>
 </file>
 
 <file path=word/styles.xml><?xml version="1.0" encoding="utf-8"?>
-<w:styles xmlns:mc="http://schemas.openxmlformats.org/markup-compatibility/2006" xmlns:r="http://schemas.openxmlformats.org/officeDocument/2006/relationships" xmlns:w="http://schemas.openxmlformats.org/wordprocessingml/2006/main" xmlns:w14="http://schemas.microsoft.com/office/word/2010/wordml" xmlns:w15="http://schemas.microsoft.com/office/word/2012/wordml" xmlns:w16cex="http://schemas.microsoft.com/office/word/2018/wordml/cex" xmlns:w16cid="http://schemas.microsoft.com/office/word/2016/wordml/cid" xmlns:w16="http://schemas.microsoft.com/office/word/2018/wordml" xmlns:w16du="http://schemas.microsoft.com/office/word/2023/wordml/word16du" xmlns:w16sdtdh="http://schemas.microsoft.com/office/word/2020/wordml/sdtdatahash" xmlns:w16sdtfl="http://schemas.microsoft.com/office/word/2024/wordml/sdtformatlock" xmlns:w16se="http://schemas.microsoft.com/office/word/2015/wordml/symex" mc:Ignorable="w14 w15 w16se w16cid w16 w16cex w16sdtdh w16sdtfl w16du">
+<w:styles xmlns:mc="http://schemas.openxmlformats.org/markup-compatibility/2006" xmlns:r="http://schemas.openxmlformats.org/officeDocument/2006/relationships" xmlns:w="http://schemas.openxmlformats.org/wordprocessingml/2006/main" xmlns:w14="http://schemas.microsoft.com/office/word/2010/wordml" xmlns:w15="http://schemas.microsoft.com/office/word/2012/wordml" xmlns:w16se="http://schemas.microsoft.com/office/word/2015/wordml/symex" mc:Ignorable="w14 w15 w16se">
   <w:docDefaults>
     <w:rPrDefault>
       <w:rPr>
@@ -9992,7 +9317,7 @@
       </w:pPr>
     </w:pPrDefault>
   </w:docDefaults>
-  <w:latentStyles w:defLockedState="0" w:defUIPriority="99" w:defSemiHidden="0" w:defUnhideWhenUsed="0" w:defQFormat="0" w:count="376">
+  <w:latentStyles w:defLockedState="0" w:defUIPriority="99" w:defSemiHidden="0" w:defUnhideWhenUsed="0" w:defQFormat="0" w:count="371">
     <w:lsdException w:name="Normal" w:uiPriority="0" w:qFormat="1"/>
     <w:lsdException w:name="heading 1" w:uiPriority="9" w:qFormat="1"/>
     <w:lsdException w:name="heading 2" w:semiHidden="1" w:uiPriority="9" w:unhideWhenUsed="1" w:qFormat="1"/>
@@ -10364,16 +9689,14 @@
     <w:lsdException w:name="List Table 5 Dark Accent 6" w:uiPriority="50"/>
     <w:lsdException w:name="List Table 6 Colorful Accent 6" w:uiPriority="51"/>
     <w:lsdException w:name="List Table 7 Colorful Accent 6" w:uiPriority="52"/>
-    <w:lsdException w:name="Mention" w:semiHidden="1" w:unhideWhenUsed="1"/>
-    <w:lsdException w:name="Smart Hyperlink" w:semiHidden="1" w:unhideWhenUsed="1"/>
-    <w:lsdException w:name="Hashtag" w:semiHidden="1" w:unhideWhenUsed="1"/>
-    <w:lsdException w:name="Unresolved Mention" w:semiHidden="1" w:unhideWhenUsed="1"/>
-    <w:lsdException w:name="Smart Link" w:semiHidden="1" w:unhideWhenUsed="1"/>
   </w:latentStyles>
   <w:style w:type="paragraph" w:default="1" w:styleId="Normal">
     <w:name w:val="Normal"/>
     <w:qFormat/>
-    <w:rsid w:val="00EE3156"/>
+    <w:rsid w:val="009708D7"/>
+    <w:pPr>
+      <w:jc w:val="both"/>
+    </w:pPr>
     <w:rPr>
       <w:rFonts w:ascii="Times New Roman" w:hAnsi="Times New Roman"/>
       <w:lang w:val="hu-HU"/>
@@ -10892,7 +10215,7 @@
       <w:u w:val="single"/>
     </w:rPr>
   </w:style>
-  <w:style w:type="character" w:styleId="UnresolvedMention">
+  <w:style w:type="character" w:customStyle="1" w:styleId="UnresolvedMention">
     <w:name w:val="Unresolved Mention"/>
     <w:basedOn w:val="DefaultParagraphFont"/>
     <w:uiPriority w:val="99"/>
@@ -11446,7 +10769,7 @@
 </file>
 
 <file path=customXml/itemProps1.xml><?xml version="1.0" encoding="utf-8"?>
-<ds:datastoreItem xmlns:ds="http://schemas.openxmlformats.org/officeDocument/2006/customXml" ds:itemID="{8E851520-18F8-4C67-903C-22155957C70D}">
+<ds:datastoreItem xmlns:ds="http://schemas.openxmlformats.org/officeDocument/2006/customXml" ds:itemID="{20871BEB-D647-44DC-910C-9E2373F96454}">
   <ds:schemaRefs>
     <ds:schemaRef ds:uri="http://schemas.openxmlformats.org/officeDocument/2006/bibliography"/>
   </ds:schemaRefs>
